--- a/output/tables/04.missing_table_by_season.docx
+++ b/output/tables/04.missing_table_by_season.docx
@@ -24,14 +24,14 @@
         </w:trPr>
         <w:tc>
           <w:tcPr>
-            <w:gridSpan w:val="3"/>
-            <w:tcBorders>
-              <w:bottom w:val="single" w:sz="4" w:space="0" w:color="AAAAAA"/>
-              <w:top w:val="single" w:sz="12" w:space="0" w:color="333333"/>
-              <w:left w:val="none" w:sz="0" w:space="0" w:color="000000"/>
-              <w:right w:val="none" w:sz="0" w:space="0" w:color="000000"/>
-            </w:tcBorders>
-            <w:shd w:val="clear" w:color="auto" w:fill="FFFFFF"/>
+            <w:gridSpan w:val="4"/>
+            <w:tcBorders>
+              <w:bottom w:val="none" w:sz="0" w:space="0" w:color="000000"/>
+              <w:top w:val="single" w:sz="12" w:space="0" w:color="1A3A5C"/>
+              <w:left w:val="single" w:sz="12" w:space="0" w:color="1A3A5C"/>
+              <w:right w:val="single" w:sz="12" w:space="0" w:color="1A3A5C"/>
+            </w:tcBorders>
+            <w:shd w:val="clear" w:color="auto" w:fill="2E6DA4"/>
             <w:tcMar>
               <w:top w:w="0" w:type="dxa"/>
               <w:bottom w:w="0" w:type="dxa"/>
@@ -53,28 +53,28 @@
               <w:spacing w:after="80" w:before="80" w:line="240"/>
               <w:ind w:left="80" w:right="80" w:firstLine="0" w:firstLineChars="0"/>
               <w:rPr>
-                <w:rFonts w:ascii="Times New Roman" w:hAnsi="Times New Roman" w:eastAsia="Times New Roman" w:cs="Times New Roman"/>
+                <w:rFonts w:ascii="Calibri" w:hAnsi="Calibri" w:eastAsia="Calibri" w:cs="Calibri"/>
                 <w:i w:val="true"/>
                 <w:b w:val="false"/>
                 <w:u w:val="none"/>
                 <w:strike w:val="false"/>
                 <w:sz w:val="22"/>
                 <w:szCs w:val="22"/>
-                <w:color w:val="2C2C2C"/>
-              </w:rPr>
-            </w:pPr>
-            <w:r>
-              <w:rPr>
-                <w:rFonts w:ascii="Times New Roman" w:hAnsi="Times New Roman" w:eastAsia="Times New Roman" w:cs="Times New Roman"/>
+                <w:color w:val="FFFFFF"/>
+              </w:rPr>
+            </w:pPr>
+            <w:r>
+              <w:rPr>
+                <w:rFonts w:ascii="Calibri" w:hAnsi="Calibri" w:eastAsia="Calibri" w:cs="Calibri"/>
                 <w:i w:val="true"/>
                 <w:b w:val="false"/>
                 <w:u w:val="none"/>
                 <w:strike w:val="false"/>
                 <w:sz w:val="22"/>
                 <w:szCs w:val="22"/>
-                <w:color w:val="2C2C2C"/>
-              </w:rPr>
-              <w:t xml:space="preserve">Missing data by season (% true NA)</w:t>
+                <w:color w:val="FFFFFF"/>
+              </w:rPr>
+              <w:t xml:space="preserve">Table S1.3. Missing data by season (% true NA)</w:t>
             </w:r>
           </w:p>
         </w:tc>
@@ -87,24 +87,79 @@
         <w:tc>
           <w:tcPr>
             <w:tcBorders>
-              <w:bottom w:val="single" w:sz="8" w:space="0" w:color="333333"/>
-              <w:top w:val="single" w:sz="4" w:space="0" w:color="AAAAAA"/>
+              <w:bottom w:val="single" w:sz="4" w:space="0" w:color="2E6DA4"/>
+              <w:top w:val="none" w:sz="0" w:space="0" w:color="000000"/>
+              <w:left w:val="single" w:sz="12" w:space="0" w:color="1A3A5C"/>
+              <w:right w:val="none" w:sz="0" w:space="0" w:color="000000"/>
+            </w:tcBorders>
+            <w:shd w:val="clear" w:color="auto" w:fill="1A3A5C"/>
+            <w:tcMar>
+              <w:top w:w="0" w:type="dxa"/>
+              <w:bottom w:w="0" w:type="dxa"/>
+              <w:left w:w="0" w:type="dxa"/>
+              <w:right w:w="0" w:type="dxa"/>
+            </w:tcMar>
+            <w:vAlign w:val="center"/>
+          </w:tcPr>
+          <w:p>
+            <w:pPr>
+              <w:pStyle w:val="Normal"/>
+              <w:jc w:val="left"/>
+              <w:pBdr>
+                <w:bottom w:val="none" w:sz="0" w:space="0" w:color="000000"/>
+                <w:top w:val="none" w:sz="0" w:space="0" w:color="000000"/>
+                <w:left w:val="none" w:sz="0" w:space="0" w:color="000000"/>
+                <w:right w:val="none" w:sz="0" w:space="0" w:color="000000"/>
+              </w:pBdr>
+              <w:spacing w:after="80" w:before="80" w:line="240"/>
+              <w:ind w:left="80" w:right="80" w:firstLine="0" w:firstLineChars="0"/>
+              <w:rPr>
+                <w:rFonts w:ascii="Calibri" w:hAnsi="Calibri" w:eastAsia="Calibri" w:cs="Calibri"/>
+                <w:i w:val="false"/>
+                <w:b w:val="true"/>
+                <w:u w:val="none"/>
+                <w:strike w:val="false"/>
+                <w:sz w:val="19"/>
+                <w:szCs w:val="19"/>
+                <w:color w:val="FFFFFF"/>
+              </w:rPr>
+            </w:pPr>
+            <w:r>
+              <w:rPr>
+                <w:rFonts w:ascii="Calibri" w:hAnsi="Calibri" w:eastAsia="Calibri" w:cs="Calibri"/>
+                <w:i w:val="false"/>
+                <w:b w:val="true"/>
+                <w:u w:val="none"/>
+                <w:strike w:val="false"/>
+                <w:sz w:val="19"/>
+                <w:szCs w:val="19"/>
+                <w:color w:val="FFFFFF"/>
+              </w:rPr>
+              <w:t xml:space="preserve">Variable</w:t>
+            </w:r>
+          </w:p>
+        </w:tc>
+        <w:tc>
+          <w:tcPr>
+            <w:tcBorders>
+              <w:bottom w:val="single" w:sz="4" w:space="0" w:color="2E6DA4"/>
+              <w:top w:val="none" w:sz="0" w:space="0" w:color="000000"/>
               <w:left w:val="none" w:sz="0" w:space="0" w:color="000000"/>
               <w:right w:val="none" w:sz="0" w:space="0" w:color="000000"/>
             </w:tcBorders>
-            <w:shd w:val="clear" w:color="auto" w:fill="FFFFFF"/>
-            <w:tcMar>
-              <w:top w:w="0" w:type="dxa"/>
-              <w:bottom w:w="0" w:type="dxa"/>
-              <w:left w:w="0" w:type="dxa"/>
-              <w:right w:w="0" w:type="dxa"/>
-            </w:tcMar>
-            <w:vAlign w:val="center"/>
-          </w:tcPr>
-          <w:p>
-            <w:pPr>
-              <w:pStyle w:val="Normal"/>
-              <w:jc w:val="left"/>
+            <w:shd w:val="clear" w:color="auto" w:fill="1A3A5C"/>
+            <w:tcMar>
+              <w:top w:w="0" w:type="dxa"/>
+              <w:bottom w:w="0" w:type="dxa"/>
+              <w:left w:w="0" w:type="dxa"/>
+              <w:right w:w="0" w:type="dxa"/>
+            </w:tcMar>
+            <w:vAlign w:val="center"/>
+          </w:tcPr>
+          <w:p>
+            <w:pPr>
+              <w:pStyle w:val="Normal"/>
+              <w:jc w:val="center"/>
               <w:pBdr>
                 <w:bottom w:val="none" w:sz="0" w:space="0" w:color="000000"/>
                 <w:top w:val="none" w:sz="0" w:space="0" w:color="000000"/>
@@ -114,40 +169,40 @@
               <w:spacing w:after="80" w:before="80" w:line="240"/>
               <w:ind w:left="80" w:right="80" w:firstLine="0" w:firstLineChars="0"/>
               <w:rPr>
-                <w:rFonts w:ascii="Times New Roman" w:hAnsi="Times New Roman" w:eastAsia="Times New Roman" w:cs="Times New Roman"/>
+                <w:rFonts w:ascii="Calibri" w:hAnsi="Calibri" w:eastAsia="Calibri" w:cs="Calibri"/>
                 <w:i w:val="false"/>
                 <w:b w:val="true"/>
                 <w:u w:val="none"/>
                 <w:strike w:val="false"/>
-                <w:sz w:val="20"/>
-                <w:szCs w:val="20"/>
-                <w:color w:val="000000"/>
-              </w:rPr>
-            </w:pPr>
-            <w:r>
-              <w:rPr>
-                <w:rFonts w:ascii="Times New Roman" w:hAnsi="Times New Roman" w:eastAsia="Times New Roman" w:cs="Times New Roman"/>
+                <w:sz w:val="19"/>
+                <w:szCs w:val="19"/>
+                <w:color w:val="FFFFFF"/>
+              </w:rPr>
+            </w:pPr>
+            <w:r>
+              <w:rPr>
+                <w:rFonts w:ascii="Calibri" w:hAnsi="Calibri" w:eastAsia="Calibri" w:cs="Calibri"/>
                 <w:i w:val="false"/>
                 <w:b w:val="true"/>
                 <w:u w:val="none"/>
                 <w:strike w:val="false"/>
-                <w:sz w:val="20"/>
-                <w:szCs w:val="20"/>
-                <w:color w:val="000000"/>
-              </w:rPr>
-              <w:t xml:space="preserve">Variable</w:t>
-            </w:r>
-          </w:p>
-        </w:tc>
-        <w:tc>
-          <w:tcPr>
-            <w:tcBorders>
-              <w:bottom w:val="single" w:sz="8" w:space="0" w:color="333333"/>
-              <w:top w:val="single" w:sz="4" w:space="0" w:color="AAAAAA"/>
+                <w:sz w:val="19"/>
+                <w:szCs w:val="19"/>
+                <w:color w:val="FFFFFF"/>
+              </w:rPr>
+              <w:t xml:space="preserve">Dry (n=196)</w:t>
+            </w:r>
+          </w:p>
+        </w:tc>
+        <w:tc>
+          <w:tcPr>
+            <w:tcBorders>
+              <w:bottom w:val="single" w:sz="4" w:space="0" w:color="2E6DA4"/>
+              <w:top w:val="none" w:sz="0" w:space="0" w:color="000000"/>
               <w:left w:val="none" w:sz="0" w:space="0" w:color="000000"/>
               <w:right w:val="none" w:sz="0" w:space="0" w:color="000000"/>
             </w:tcBorders>
-            <w:shd w:val="clear" w:color="auto" w:fill="FFFFFF"/>
+            <w:shd w:val="clear" w:color="auto" w:fill="1A3A5C"/>
             <w:tcMar>
               <w:top w:w="0" w:type="dxa"/>
               <w:bottom w:w="0" w:type="dxa"/>
@@ -169,40 +224,40 @@
               <w:spacing w:after="80" w:before="80" w:line="240"/>
               <w:ind w:left="80" w:right="80" w:firstLine="0" w:firstLineChars="0"/>
               <w:rPr>
-                <w:rFonts w:ascii="Times New Roman" w:hAnsi="Times New Roman" w:eastAsia="Times New Roman" w:cs="Times New Roman"/>
+                <w:rFonts w:ascii="Calibri" w:hAnsi="Calibri" w:eastAsia="Calibri" w:cs="Calibri"/>
                 <w:i w:val="false"/>
                 <w:b w:val="true"/>
                 <w:u w:val="none"/>
                 <w:strike w:val="false"/>
-                <w:sz w:val="20"/>
-                <w:szCs w:val="20"/>
-                <w:color w:val="000000"/>
-              </w:rPr>
-            </w:pPr>
-            <w:r>
-              <w:rPr>
-                <w:rFonts w:ascii="Times New Roman" w:hAnsi="Times New Roman" w:eastAsia="Times New Roman" w:cs="Times New Roman"/>
+                <w:sz w:val="19"/>
+                <w:szCs w:val="19"/>
+                <w:color w:val="FFFFFF"/>
+              </w:rPr>
+            </w:pPr>
+            <w:r>
+              <w:rPr>
+                <w:rFonts w:ascii="Calibri" w:hAnsi="Calibri" w:eastAsia="Calibri" w:cs="Calibri"/>
                 <w:i w:val="false"/>
                 <w:b w:val="true"/>
                 <w:u w:val="none"/>
                 <w:strike w:val="false"/>
-                <w:sz w:val="20"/>
-                <w:szCs w:val="20"/>
-                <w:color w:val="000000"/>
-              </w:rPr>
-              <w:t xml:space="preserve">0 (n=201)</w:t>
-            </w:r>
-          </w:p>
-        </w:tc>
-        <w:tc>
-          <w:tcPr>
-            <w:tcBorders>
-              <w:bottom w:val="single" w:sz="8" w:space="0" w:color="333333"/>
-              <w:top w:val="single" w:sz="4" w:space="0" w:color="AAAAAA"/>
+                <w:sz w:val="19"/>
+                <w:szCs w:val="19"/>
+                <w:color w:val="FFFFFF"/>
+              </w:rPr>
+              <w:t xml:space="preserve">Rainy (n=201)</w:t>
+            </w:r>
+          </w:p>
+        </w:tc>
+        <w:tc>
+          <w:tcPr>
+            <w:tcBorders>
+              <w:bottom w:val="single" w:sz="4" w:space="0" w:color="2E6DA4"/>
+              <w:top w:val="none" w:sz="0" w:space="0" w:color="000000"/>
               <w:left w:val="none" w:sz="0" w:space="0" w:color="000000"/>
-              <w:right w:val="none" w:sz="0" w:space="0" w:color="000000"/>
-            </w:tcBorders>
-            <w:shd w:val="clear" w:color="auto" w:fill="FFFFFF"/>
+              <w:right w:val="single" w:sz="12" w:space="0" w:color="1A3A5C"/>
+            </w:tcBorders>
+            <w:shd w:val="clear" w:color="auto" w:fill="1A3A5C"/>
             <w:tcMar>
               <w:top w:w="0" w:type="dxa"/>
               <w:bottom w:w="0" w:type="dxa"/>
@@ -224,28 +279,28 @@
               <w:spacing w:after="80" w:before="80" w:line="240"/>
               <w:ind w:left="80" w:right="80" w:firstLine="0" w:firstLineChars="0"/>
               <w:rPr>
-                <w:rFonts w:ascii="Times New Roman" w:hAnsi="Times New Roman" w:eastAsia="Times New Roman" w:cs="Times New Roman"/>
+                <w:rFonts w:ascii="Calibri" w:hAnsi="Calibri" w:eastAsia="Calibri" w:cs="Calibri"/>
                 <w:i w:val="false"/>
                 <w:b w:val="true"/>
                 <w:u w:val="none"/>
                 <w:strike w:val="false"/>
-                <w:sz w:val="20"/>
-                <w:szCs w:val="20"/>
-                <w:color w:val="000000"/>
-              </w:rPr>
-            </w:pPr>
-            <w:r>
-              <w:rPr>
-                <w:rFonts w:ascii="Times New Roman" w:hAnsi="Times New Roman" w:eastAsia="Times New Roman" w:cs="Times New Roman"/>
+                <w:sz w:val="19"/>
+                <w:szCs w:val="19"/>
+                <w:color w:val="FFFFFF"/>
+              </w:rPr>
+            </w:pPr>
+            <w:r>
+              <w:rPr>
+                <w:rFonts w:ascii="Calibri" w:hAnsi="Calibri" w:eastAsia="Calibri" w:cs="Calibri"/>
                 <w:i w:val="false"/>
                 <w:b w:val="true"/>
                 <w:u w:val="none"/>
                 <w:strike w:val="false"/>
-                <w:sz w:val="20"/>
-                <w:szCs w:val="20"/>
-                <w:color w:val="000000"/>
-              </w:rPr>
-              <w:t xml:space="preserve">1 (n=196)</w:t>
+                <w:sz w:val="19"/>
+                <w:szCs w:val="19"/>
+                <w:color w:val="FFFFFF"/>
+              </w:rPr>
+              <w:t xml:space="preserve">p-value</w:t>
             </w:r>
           </w:p>
         </w:tc>
@@ -257,8 +312,63 @@
         <w:tc>
           <w:tcPr>
             <w:tcBorders>
-              <w:bottom w:val="single" w:sz="2" w:space="0" w:color="DDDDDD"/>
-              <w:top w:val="single" w:sz="8" w:space="0" w:color="333333"/>
+              <w:bottom w:val="single" w:sz="4" w:space="0" w:color="2E6DA4"/>
+              <w:top w:val="single" w:sz="4" w:space="0" w:color="2E6DA4"/>
+              <w:left w:val="single" w:sz="12" w:space="0" w:color="1A3A5C"/>
+              <w:right w:val="none" w:sz="0" w:space="0" w:color="000000"/>
+            </w:tcBorders>
+            <w:shd w:val="clear" w:color="auto" w:fill="FFFFFF"/>
+            <w:tcMar>
+              <w:top w:w="0" w:type="dxa"/>
+              <w:bottom w:w="0" w:type="dxa"/>
+              <w:left w:w="0" w:type="dxa"/>
+              <w:right w:w="0" w:type="dxa"/>
+            </w:tcMar>
+            <w:vAlign w:val="center"/>
+          </w:tcPr>
+          <w:p>
+            <w:pPr>
+              <w:pStyle w:val="Normal"/>
+              <w:jc w:val="left"/>
+              <w:pBdr>
+                <w:bottom w:val="none" w:sz="0" w:space="0" w:color="000000"/>
+                <w:top w:val="none" w:sz="0" w:space="0" w:color="000000"/>
+                <w:left w:val="none" w:sz="0" w:space="0" w:color="000000"/>
+                <w:right w:val="none" w:sz="0" w:space="0" w:color="000000"/>
+              </w:pBdr>
+              <w:spacing w:after="60" w:before="60" w:line="240"/>
+              <w:ind w:left="80" w:right="80" w:firstLine="0" w:firstLineChars="0"/>
+              <w:rPr>
+                <w:rFonts w:ascii="Calibri" w:hAnsi="Calibri" w:eastAsia="Calibri" w:cs="Calibri"/>
+                <w:i w:val="false"/>
+                <w:b w:val="false"/>
+                <w:u w:val="none"/>
+                <w:strike w:val="false"/>
+                <w:sz w:val="19"/>
+                <w:szCs w:val="19"/>
+                <w:color w:val="000000"/>
+              </w:rPr>
+            </w:pPr>
+            <w:r>
+              <w:rPr>
+                <w:rFonts w:ascii="Calibri" w:hAnsi="Calibri" w:eastAsia="Calibri" w:cs="Calibri"/>
+                <w:i w:val="false"/>
+                <w:b w:val="false"/>
+                <w:u w:val="none"/>
+                <w:strike w:val="false"/>
+                <w:sz w:val="19"/>
+                <w:szCs w:val="19"/>
+                <w:color w:val="000000"/>
+              </w:rPr>
+              <w:t xml:space="preserve">Age</w:t>
+            </w:r>
+          </w:p>
+        </w:tc>
+        <w:tc>
+          <w:tcPr>
+            <w:tcBorders>
+              <w:bottom w:val="single" w:sz="4" w:space="0" w:color="2E6DA4"/>
+              <w:top w:val="single" w:sz="4" w:space="0" w:color="2E6DA4"/>
               <w:left w:val="none" w:sz="0" w:space="0" w:color="000000"/>
               <w:right w:val="none" w:sz="0" w:space="0" w:color="000000"/>
             </w:tcBorders>
@@ -274,46 +384,46 @@
           <w:p>
             <w:pPr>
               <w:pStyle w:val="Normal"/>
-              <w:jc w:val="left"/>
-              <w:pBdr>
-                <w:bottom w:val="none" w:sz="0" w:space="0" w:color="000000"/>
-                <w:top w:val="none" w:sz="0" w:space="0" w:color="000000"/>
-                <w:left w:val="none" w:sz="0" w:space="0" w:color="000000"/>
-                <w:right w:val="none" w:sz="0" w:space="0" w:color="000000"/>
-              </w:pBdr>
-              <w:spacing w:after="60" w:before="60" w:line="240"/>
-              <w:ind w:left="80" w:right="80" w:firstLine="0" w:firstLineChars="0"/>
-              <w:rPr>
-                <w:rFonts w:ascii="Times New Roman" w:hAnsi="Times New Roman" w:eastAsia="Times New Roman" w:cs="Times New Roman"/>
-                <w:i w:val="false"/>
-                <w:b w:val="false"/>
-                <w:u w:val="none"/>
-                <w:strike w:val="false"/>
-                <w:sz w:val="20"/>
-                <w:szCs w:val="20"/>
-                <w:color w:val="000000"/>
-              </w:rPr>
-            </w:pPr>
-            <w:r>
-              <w:rPr>
-                <w:rFonts w:ascii="Times New Roman" w:hAnsi="Times New Roman" w:eastAsia="Times New Roman" w:cs="Times New Roman"/>
-                <w:i w:val="false"/>
-                <w:b w:val="false"/>
-                <w:u w:val="none"/>
-                <w:strike w:val="false"/>
-                <w:sz w:val="20"/>
-                <w:szCs w:val="20"/>
-                <w:color w:val="000000"/>
-              </w:rPr>
-              <w:t xml:space="preserve">Age</w:t>
-            </w:r>
-          </w:p>
-        </w:tc>
-        <w:tc>
-          <w:tcPr>
-            <w:tcBorders>
-              <w:bottom w:val="single" w:sz="2" w:space="0" w:color="DDDDDD"/>
-              <w:top w:val="single" w:sz="8" w:space="0" w:color="333333"/>
+              <w:jc w:val="center"/>
+              <w:pBdr>
+                <w:bottom w:val="none" w:sz="0" w:space="0" w:color="000000"/>
+                <w:top w:val="none" w:sz="0" w:space="0" w:color="000000"/>
+                <w:left w:val="none" w:sz="0" w:space="0" w:color="000000"/>
+                <w:right w:val="none" w:sz="0" w:space="0" w:color="000000"/>
+              </w:pBdr>
+              <w:spacing w:after="60" w:before="60" w:line="240"/>
+              <w:ind w:left="80" w:right="80" w:firstLine="0" w:firstLineChars="0"/>
+              <w:rPr>
+                <w:rFonts w:ascii="Calibri" w:hAnsi="Calibri" w:eastAsia="Calibri" w:cs="Calibri"/>
+                <w:i w:val="false"/>
+                <w:b w:val="false"/>
+                <w:u w:val="none"/>
+                <w:strike w:val="false"/>
+                <w:sz w:val="19"/>
+                <w:szCs w:val="19"/>
+                <w:color w:val="000000"/>
+              </w:rPr>
+            </w:pPr>
+            <w:r>
+              <w:rPr>
+                <w:rFonts w:ascii="Calibri" w:hAnsi="Calibri" w:eastAsia="Calibri" w:cs="Calibri"/>
+                <w:i w:val="false"/>
+                <w:b w:val="false"/>
+                <w:u w:val="none"/>
+                <w:strike w:val="false"/>
+                <w:sz w:val="19"/>
+                <w:szCs w:val="19"/>
+                <w:color w:val="000000"/>
+              </w:rPr>
+              <w:t xml:space="preserve">0.5</w:t>
+            </w:r>
+          </w:p>
+        </w:tc>
+        <w:tc>
+          <w:tcPr>
+            <w:tcBorders>
+              <w:bottom w:val="single" w:sz="4" w:space="0" w:color="2E6DA4"/>
+              <w:top w:val="single" w:sz="4" w:space="0" w:color="2E6DA4"/>
               <w:left w:val="none" w:sz="0" w:space="0" w:color="000000"/>
               <w:right w:val="none" w:sz="0" w:space="0" w:color="000000"/>
             </w:tcBorders>
@@ -339,25 +449,25 @@
               <w:spacing w:after="60" w:before="60" w:line="240"/>
               <w:ind w:left="80" w:right="80" w:firstLine="0" w:firstLineChars="0"/>
               <w:rPr>
-                <w:rFonts w:ascii="Times New Roman" w:hAnsi="Times New Roman" w:eastAsia="Times New Roman" w:cs="Times New Roman"/>
-                <w:i w:val="false"/>
-                <w:b w:val="false"/>
-                <w:u w:val="none"/>
-                <w:strike w:val="false"/>
-                <w:sz w:val="20"/>
-                <w:szCs w:val="20"/>
-                <w:color w:val="000000"/>
-              </w:rPr>
-            </w:pPr>
-            <w:r>
-              <w:rPr>
-                <w:rFonts w:ascii="Times New Roman" w:hAnsi="Times New Roman" w:eastAsia="Times New Roman" w:cs="Times New Roman"/>
-                <w:i w:val="false"/>
-                <w:b w:val="false"/>
-                <w:u w:val="none"/>
-                <w:strike w:val="false"/>
-                <w:sz w:val="20"/>
-                <w:szCs w:val="20"/>
+                <w:rFonts w:ascii="Calibri" w:hAnsi="Calibri" w:eastAsia="Calibri" w:cs="Calibri"/>
+                <w:i w:val="false"/>
+                <w:b w:val="false"/>
+                <w:u w:val="none"/>
+                <w:strike w:val="false"/>
+                <w:sz w:val="19"/>
+                <w:szCs w:val="19"/>
+                <w:color w:val="000000"/>
+              </w:rPr>
+            </w:pPr>
+            <w:r>
+              <w:rPr>
+                <w:rFonts w:ascii="Calibri" w:hAnsi="Calibri" w:eastAsia="Calibri" w:cs="Calibri"/>
+                <w:i w:val="false"/>
+                <w:b w:val="false"/>
+                <w:u w:val="none"/>
+                <w:strike w:val="false"/>
+                <w:sz w:val="19"/>
+                <w:szCs w:val="19"/>
                 <w:color w:val="000000"/>
               </w:rPr>
               <w:t xml:space="preserve">0.5</w:t>
@@ -367,10 +477,10 @@
         <w:tc>
           <w:tcPr>
             <w:tcBorders>
-              <w:bottom w:val="single" w:sz="2" w:space="0" w:color="DDDDDD"/>
-              <w:top w:val="single" w:sz="8" w:space="0" w:color="333333"/>
+              <w:bottom w:val="single" w:sz="4" w:space="0" w:color="2E6DA4"/>
+              <w:top w:val="single" w:sz="4" w:space="0" w:color="2E6DA4"/>
               <w:left w:val="none" w:sz="0" w:space="0" w:color="000000"/>
-              <w:right w:val="none" w:sz="0" w:space="0" w:color="000000"/>
+              <w:right w:val="single" w:sz="12" w:space="0" w:color="1A3A5C"/>
             </w:tcBorders>
             <w:shd w:val="clear" w:color="auto" w:fill="FFFFFF"/>
             <w:tcMar>
@@ -394,28 +504,28 @@
               <w:spacing w:after="60" w:before="60" w:line="240"/>
               <w:ind w:left="80" w:right="80" w:firstLine="0" w:firstLineChars="0"/>
               <w:rPr>
-                <w:rFonts w:ascii="Times New Roman" w:hAnsi="Times New Roman" w:eastAsia="Times New Roman" w:cs="Times New Roman"/>
-                <w:i w:val="false"/>
-                <w:b w:val="false"/>
-                <w:u w:val="none"/>
-                <w:strike w:val="false"/>
-                <w:sz w:val="20"/>
-                <w:szCs w:val="20"/>
-                <w:color w:val="000000"/>
-              </w:rPr>
-            </w:pPr>
-            <w:r>
-              <w:rPr>
-                <w:rFonts w:ascii="Times New Roman" w:hAnsi="Times New Roman" w:eastAsia="Times New Roman" w:cs="Times New Roman"/>
-                <w:i w:val="false"/>
-                <w:b w:val="false"/>
-                <w:u w:val="none"/>
-                <w:strike w:val="false"/>
-                <w:sz w:val="20"/>
-                <w:szCs w:val="20"/>
-                <w:color w:val="000000"/>
-              </w:rPr>
-              <w:t xml:space="preserve">0.5</w:t>
+                <w:rFonts w:ascii="Calibri" w:hAnsi="Calibri" w:eastAsia="Calibri" w:cs="Calibri"/>
+                <w:i w:val="false"/>
+                <w:b w:val="false"/>
+                <w:u w:val="none"/>
+                <w:strike w:val="false"/>
+                <w:sz w:val="19"/>
+                <w:szCs w:val="19"/>
+                <w:color w:val="000000"/>
+              </w:rPr>
+            </w:pPr>
+            <w:r>
+              <w:rPr>
+                <w:rFonts w:ascii="Calibri" w:hAnsi="Calibri" w:eastAsia="Calibri" w:cs="Calibri"/>
+                <w:i w:val="false"/>
+                <w:b w:val="false"/>
+                <w:u w:val="none"/>
+                <w:strike w:val="false"/>
+                <w:sz w:val="19"/>
+                <w:szCs w:val="19"/>
+                <w:color w:val="000000"/>
+              </w:rPr>
+              <w:t xml:space="preserve">1.000</w:t>
             </w:r>
           </w:p>
         </w:tc>
@@ -427,8 +537,63 @@
         <w:tc>
           <w:tcPr>
             <w:tcBorders>
-              <w:bottom w:val="single" w:sz="2" w:space="0" w:color="DDDDDD"/>
-              <w:top w:val="single" w:sz="2" w:space="0" w:color="DDDDDD"/>
+              <w:bottom w:val="single" w:sz="4" w:space="0" w:color="2E6DA4"/>
+              <w:top w:val="single" w:sz="4" w:space="0" w:color="2E6DA4"/>
+              <w:left w:val="single" w:sz="12" w:space="0" w:color="1A3A5C"/>
+              <w:right w:val="none" w:sz="0" w:space="0" w:color="000000"/>
+            </w:tcBorders>
+            <w:shd w:val="clear" w:color="auto" w:fill="F9F9F9"/>
+            <w:tcMar>
+              <w:top w:w="0" w:type="dxa"/>
+              <w:bottom w:w="0" w:type="dxa"/>
+              <w:left w:w="0" w:type="dxa"/>
+              <w:right w:w="0" w:type="dxa"/>
+            </w:tcMar>
+            <w:vAlign w:val="center"/>
+          </w:tcPr>
+          <w:p>
+            <w:pPr>
+              <w:pStyle w:val="Normal"/>
+              <w:jc w:val="left"/>
+              <w:pBdr>
+                <w:bottom w:val="none" w:sz="0" w:space="0" w:color="000000"/>
+                <w:top w:val="none" w:sz="0" w:space="0" w:color="000000"/>
+                <w:left w:val="none" w:sz="0" w:space="0" w:color="000000"/>
+                <w:right w:val="none" w:sz="0" w:space="0" w:color="000000"/>
+              </w:pBdr>
+              <w:spacing w:after="60" w:before="60" w:line="240"/>
+              <w:ind w:left="80" w:right="80" w:firstLine="0" w:firstLineChars="0"/>
+              <w:rPr>
+                <w:rFonts w:ascii="Calibri" w:hAnsi="Calibri" w:eastAsia="Calibri" w:cs="Calibri"/>
+                <w:i w:val="false"/>
+                <w:b w:val="false"/>
+                <w:u w:val="none"/>
+                <w:strike w:val="false"/>
+                <w:sz w:val="19"/>
+                <w:szCs w:val="19"/>
+                <w:color w:val="000000"/>
+              </w:rPr>
+            </w:pPr>
+            <w:r>
+              <w:rPr>
+                <w:rFonts w:ascii="Calibri" w:hAnsi="Calibri" w:eastAsia="Calibri" w:cs="Calibri"/>
+                <w:i w:val="false"/>
+                <w:b w:val="false"/>
+                <w:u w:val="none"/>
+                <w:strike w:val="false"/>
+                <w:sz w:val="19"/>
+                <w:szCs w:val="19"/>
+                <w:color w:val="000000"/>
+              </w:rPr>
+              <w:t xml:space="preserve">Years in neighborhood</w:t>
+            </w:r>
+          </w:p>
+        </w:tc>
+        <w:tc>
+          <w:tcPr>
+            <w:tcBorders>
+              <w:bottom w:val="single" w:sz="4" w:space="0" w:color="2E6DA4"/>
+              <w:top w:val="single" w:sz="4" w:space="0" w:color="2E6DA4"/>
               <w:left w:val="none" w:sz="0" w:space="0" w:color="000000"/>
               <w:right w:val="none" w:sz="0" w:space="0" w:color="000000"/>
             </w:tcBorders>
@@ -444,46 +609,46 @@
           <w:p>
             <w:pPr>
               <w:pStyle w:val="Normal"/>
-              <w:jc w:val="left"/>
-              <w:pBdr>
-                <w:bottom w:val="none" w:sz="0" w:space="0" w:color="000000"/>
-                <w:top w:val="none" w:sz="0" w:space="0" w:color="000000"/>
-                <w:left w:val="none" w:sz="0" w:space="0" w:color="000000"/>
-                <w:right w:val="none" w:sz="0" w:space="0" w:color="000000"/>
-              </w:pBdr>
-              <w:spacing w:after="60" w:before="60" w:line="240"/>
-              <w:ind w:left="80" w:right="80" w:firstLine="0" w:firstLineChars="0"/>
-              <w:rPr>
-                <w:rFonts w:ascii="Times New Roman" w:hAnsi="Times New Roman" w:eastAsia="Times New Roman" w:cs="Times New Roman"/>
-                <w:i w:val="false"/>
-                <w:b w:val="false"/>
-                <w:u w:val="none"/>
-                <w:strike w:val="false"/>
-                <w:sz w:val="20"/>
-                <w:szCs w:val="20"/>
-                <w:color w:val="000000"/>
-              </w:rPr>
-            </w:pPr>
-            <w:r>
-              <w:rPr>
-                <w:rFonts w:ascii="Times New Roman" w:hAnsi="Times New Roman" w:eastAsia="Times New Roman" w:cs="Times New Roman"/>
-                <w:i w:val="false"/>
-                <w:b w:val="false"/>
-                <w:u w:val="none"/>
-                <w:strike w:val="false"/>
-                <w:sz w:val="20"/>
-                <w:szCs w:val="20"/>
-                <w:color w:val="000000"/>
-              </w:rPr>
-              <w:t xml:space="preserve">Years in neighborhood</w:t>
-            </w:r>
-          </w:p>
-        </w:tc>
-        <w:tc>
-          <w:tcPr>
-            <w:tcBorders>
-              <w:bottom w:val="single" w:sz="2" w:space="0" w:color="DDDDDD"/>
-              <w:top w:val="single" w:sz="2" w:space="0" w:color="DDDDDD"/>
+              <w:jc w:val="center"/>
+              <w:pBdr>
+                <w:bottom w:val="none" w:sz="0" w:space="0" w:color="000000"/>
+                <w:top w:val="none" w:sz="0" w:space="0" w:color="000000"/>
+                <w:left w:val="none" w:sz="0" w:space="0" w:color="000000"/>
+                <w:right w:val="none" w:sz="0" w:space="0" w:color="000000"/>
+              </w:pBdr>
+              <w:spacing w:after="60" w:before="60" w:line="240"/>
+              <w:ind w:left="80" w:right="80" w:firstLine="0" w:firstLineChars="0"/>
+              <w:rPr>
+                <w:rFonts w:ascii="Calibri" w:hAnsi="Calibri" w:eastAsia="Calibri" w:cs="Calibri"/>
+                <w:i w:val="false"/>
+                <w:b w:val="false"/>
+                <w:u w:val="none"/>
+                <w:strike w:val="false"/>
+                <w:sz w:val="19"/>
+                <w:szCs w:val="19"/>
+                <w:color w:val="000000"/>
+              </w:rPr>
+            </w:pPr>
+            <w:r>
+              <w:rPr>
+                <w:rFonts w:ascii="Calibri" w:hAnsi="Calibri" w:eastAsia="Calibri" w:cs="Calibri"/>
+                <w:i w:val="false"/>
+                <w:b w:val="false"/>
+                <w:u w:val="none"/>
+                <w:strike w:val="false"/>
+                <w:sz w:val="19"/>
+                <w:szCs w:val="19"/>
+                <w:color w:val="000000"/>
+              </w:rPr>
+              <w:t xml:space="preserve">8.2</w:t>
+            </w:r>
+          </w:p>
+        </w:tc>
+        <w:tc>
+          <w:tcPr>
+            <w:tcBorders>
+              <w:bottom w:val="single" w:sz="4" w:space="0" w:color="2E6DA4"/>
+              <w:top w:val="single" w:sz="4" w:space="0" w:color="2E6DA4"/>
               <w:left w:val="none" w:sz="0" w:space="0" w:color="000000"/>
               <w:right w:val="none" w:sz="0" w:space="0" w:color="000000"/>
             </w:tcBorders>
@@ -509,25 +674,25 @@
               <w:spacing w:after="60" w:before="60" w:line="240"/>
               <w:ind w:left="80" w:right="80" w:firstLine="0" w:firstLineChars="0"/>
               <w:rPr>
-                <w:rFonts w:ascii="Times New Roman" w:hAnsi="Times New Roman" w:eastAsia="Times New Roman" w:cs="Times New Roman"/>
-                <w:i w:val="false"/>
-                <w:b w:val="false"/>
-                <w:u w:val="none"/>
-                <w:strike w:val="false"/>
-                <w:sz w:val="20"/>
-                <w:szCs w:val="20"/>
-                <w:color w:val="000000"/>
-              </w:rPr>
-            </w:pPr>
-            <w:r>
-              <w:rPr>
-                <w:rFonts w:ascii="Times New Roman" w:hAnsi="Times New Roman" w:eastAsia="Times New Roman" w:cs="Times New Roman"/>
-                <w:i w:val="false"/>
-                <w:b w:val="false"/>
-                <w:u w:val="none"/>
-                <w:strike w:val="false"/>
-                <w:sz w:val="20"/>
-                <w:szCs w:val="20"/>
+                <w:rFonts w:ascii="Calibri" w:hAnsi="Calibri" w:eastAsia="Calibri" w:cs="Calibri"/>
+                <w:i w:val="false"/>
+                <w:b w:val="false"/>
+                <w:u w:val="none"/>
+                <w:strike w:val="false"/>
+                <w:sz w:val="19"/>
+                <w:szCs w:val="19"/>
+                <w:color w:val="000000"/>
+              </w:rPr>
+            </w:pPr>
+            <w:r>
+              <w:rPr>
+                <w:rFonts w:ascii="Calibri" w:hAnsi="Calibri" w:eastAsia="Calibri" w:cs="Calibri"/>
+                <w:i w:val="false"/>
+                <w:b w:val="false"/>
+                <w:u w:val="none"/>
+                <w:strike w:val="false"/>
+                <w:sz w:val="19"/>
+                <w:szCs w:val="19"/>
                 <w:color w:val="000000"/>
               </w:rPr>
               <w:t xml:space="preserve">7.5</w:t>
@@ -537,10 +702,10 @@
         <w:tc>
           <w:tcPr>
             <w:tcBorders>
-              <w:bottom w:val="single" w:sz="2" w:space="0" w:color="DDDDDD"/>
-              <w:top w:val="single" w:sz="2" w:space="0" w:color="DDDDDD"/>
+              <w:bottom w:val="single" w:sz="4" w:space="0" w:color="2E6DA4"/>
+              <w:top w:val="single" w:sz="4" w:space="0" w:color="2E6DA4"/>
               <w:left w:val="none" w:sz="0" w:space="0" w:color="000000"/>
-              <w:right w:val="none" w:sz="0" w:space="0" w:color="000000"/>
+              <w:right w:val="single" w:sz="12" w:space="0" w:color="1A3A5C"/>
             </w:tcBorders>
             <w:shd w:val="clear" w:color="auto" w:fill="F9F9F9"/>
             <w:tcMar>
@@ -564,28 +729,28 @@
               <w:spacing w:after="60" w:before="60" w:line="240"/>
               <w:ind w:left="80" w:right="80" w:firstLine="0" w:firstLineChars="0"/>
               <w:rPr>
-                <w:rFonts w:ascii="Times New Roman" w:hAnsi="Times New Roman" w:eastAsia="Times New Roman" w:cs="Times New Roman"/>
-                <w:i w:val="false"/>
-                <w:b w:val="false"/>
-                <w:u w:val="none"/>
-                <w:strike w:val="false"/>
-                <w:sz w:val="20"/>
-                <w:szCs w:val="20"/>
-                <w:color w:val="000000"/>
-              </w:rPr>
-            </w:pPr>
-            <w:r>
-              <w:rPr>
-                <w:rFonts w:ascii="Times New Roman" w:hAnsi="Times New Roman" w:eastAsia="Times New Roman" w:cs="Times New Roman"/>
-                <w:i w:val="false"/>
-                <w:b w:val="false"/>
-                <w:u w:val="none"/>
-                <w:strike w:val="false"/>
-                <w:sz w:val="20"/>
-                <w:szCs w:val="20"/>
-                <w:color w:val="000000"/>
-              </w:rPr>
-              <w:t xml:space="preserve">8.2</w:t>
+                <w:rFonts w:ascii="Calibri" w:hAnsi="Calibri" w:eastAsia="Calibri" w:cs="Calibri"/>
+                <w:i w:val="false"/>
+                <w:b w:val="false"/>
+                <w:u w:val="none"/>
+                <w:strike w:val="false"/>
+                <w:sz w:val="19"/>
+                <w:szCs w:val="19"/>
+                <w:color w:val="000000"/>
+              </w:rPr>
+            </w:pPr>
+            <w:r>
+              <w:rPr>
+                <w:rFonts w:ascii="Calibri" w:hAnsi="Calibri" w:eastAsia="Calibri" w:cs="Calibri"/>
+                <w:i w:val="false"/>
+                <w:b w:val="false"/>
+                <w:u w:val="none"/>
+                <w:strike w:val="false"/>
+                <w:sz w:val="19"/>
+                <w:szCs w:val="19"/>
+                <w:color w:val="000000"/>
+              </w:rPr>
+              <w:t xml:space="preserve">0.795</w:t>
             </w:r>
           </w:p>
         </w:tc>
@@ -597,8 +762,63 @@
         <w:tc>
           <w:tcPr>
             <w:tcBorders>
-              <w:bottom w:val="single" w:sz="2" w:space="0" w:color="DDDDDD"/>
-              <w:top w:val="single" w:sz="2" w:space="0" w:color="DDDDDD"/>
+              <w:bottom w:val="single" w:sz="4" w:space="0" w:color="2E6DA4"/>
+              <w:top w:val="single" w:sz="4" w:space="0" w:color="2E6DA4"/>
+              <w:left w:val="single" w:sz="12" w:space="0" w:color="1A3A5C"/>
+              <w:right w:val="none" w:sz="0" w:space="0" w:color="000000"/>
+            </w:tcBorders>
+            <w:shd w:val="clear" w:color="auto" w:fill="FFFFFF"/>
+            <w:tcMar>
+              <w:top w:w="0" w:type="dxa"/>
+              <w:bottom w:w="0" w:type="dxa"/>
+              <w:left w:w="0" w:type="dxa"/>
+              <w:right w:w="0" w:type="dxa"/>
+            </w:tcMar>
+            <w:vAlign w:val="center"/>
+          </w:tcPr>
+          <w:p>
+            <w:pPr>
+              <w:pStyle w:val="Normal"/>
+              <w:jc w:val="left"/>
+              <w:pBdr>
+                <w:bottom w:val="none" w:sz="0" w:space="0" w:color="000000"/>
+                <w:top w:val="none" w:sz="0" w:space="0" w:color="000000"/>
+                <w:left w:val="none" w:sz="0" w:space="0" w:color="000000"/>
+                <w:right w:val="none" w:sz="0" w:space="0" w:color="000000"/>
+              </w:pBdr>
+              <w:spacing w:after="60" w:before="60" w:line="240"/>
+              <w:ind w:left="80" w:right="80" w:firstLine="0" w:firstLineChars="0"/>
+              <w:rPr>
+                <w:rFonts w:ascii="Calibri" w:hAnsi="Calibri" w:eastAsia="Calibri" w:cs="Calibri"/>
+                <w:i w:val="false"/>
+                <w:b w:val="false"/>
+                <w:u w:val="none"/>
+                <w:strike w:val="false"/>
+                <w:sz w:val="19"/>
+                <w:szCs w:val="19"/>
+                <w:color w:val="000000"/>
+              </w:rPr>
+            </w:pPr>
+            <w:r>
+              <w:rPr>
+                <w:rFonts w:ascii="Calibri" w:hAnsi="Calibri" w:eastAsia="Calibri" w:cs="Calibri"/>
+                <w:i w:val="false"/>
+                <w:b w:val="false"/>
+                <w:u w:val="none"/>
+                <w:strike w:val="false"/>
+                <w:sz w:val="19"/>
+                <w:szCs w:val="19"/>
+                <w:color w:val="000000"/>
+              </w:rPr>
+              <w:t xml:space="preserve">Household size</w:t>
+            </w:r>
+          </w:p>
+        </w:tc>
+        <w:tc>
+          <w:tcPr>
+            <w:tcBorders>
+              <w:bottom w:val="single" w:sz="4" w:space="0" w:color="2E6DA4"/>
+              <w:top w:val="single" w:sz="4" w:space="0" w:color="2E6DA4"/>
               <w:left w:val="none" w:sz="0" w:space="0" w:color="000000"/>
               <w:right w:val="none" w:sz="0" w:space="0" w:color="000000"/>
             </w:tcBorders>
@@ -614,46 +834,46 @@
           <w:p>
             <w:pPr>
               <w:pStyle w:val="Normal"/>
-              <w:jc w:val="left"/>
-              <w:pBdr>
-                <w:bottom w:val="none" w:sz="0" w:space="0" w:color="000000"/>
-                <w:top w:val="none" w:sz="0" w:space="0" w:color="000000"/>
-                <w:left w:val="none" w:sz="0" w:space="0" w:color="000000"/>
-                <w:right w:val="none" w:sz="0" w:space="0" w:color="000000"/>
-              </w:pBdr>
-              <w:spacing w:after="60" w:before="60" w:line="240"/>
-              <w:ind w:left="80" w:right="80" w:firstLine="0" w:firstLineChars="0"/>
-              <w:rPr>
-                <w:rFonts w:ascii="Times New Roman" w:hAnsi="Times New Roman" w:eastAsia="Times New Roman" w:cs="Times New Roman"/>
-                <w:i w:val="false"/>
-                <w:b w:val="false"/>
-                <w:u w:val="none"/>
-                <w:strike w:val="false"/>
-                <w:sz w:val="20"/>
-                <w:szCs w:val="20"/>
-                <w:color w:val="000000"/>
-              </w:rPr>
-            </w:pPr>
-            <w:r>
-              <w:rPr>
-                <w:rFonts w:ascii="Times New Roman" w:hAnsi="Times New Roman" w:eastAsia="Times New Roman" w:cs="Times New Roman"/>
-                <w:i w:val="false"/>
-                <w:b w:val="false"/>
-                <w:u w:val="none"/>
-                <w:strike w:val="false"/>
-                <w:sz w:val="20"/>
-                <w:szCs w:val="20"/>
-                <w:color w:val="000000"/>
-              </w:rPr>
-              <w:t xml:space="preserve">Household size</w:t>
-            </w:r>
-          </w:p>
-        </w:tc>
-        <w:tc>
-          <w:tcPr>
-            <w:tcBorders>
-              <w:bottom w:val="single" w:sz="2" w:space="0" w:color="DDDDDD"/>
-              <w:top w:val="single" w:sz="2" w:space="0" w:color="DDDDDD"/>
+              <w:jc w:val="center"/>
+              <w:pBdr>
+                <w:bottom w:val="none" w:sz="0" w:space="0" w:color="000000"/>
+                <w:top w:val="none" w:sz="0" w:space="0" w:color="000000"/>
+                <w:left w:val="none" w:sz="0" w:space="0" w:color="000000"/>
+                <w:right w:val="none" w:sz="0" w:space="0" w:color="000000"/>
+              </w:pBdr>
+              <w:spacing w:after="60" w:before="60" w:line="240"/>
+              <w:ind w:left="80" w:right="80" w:firstLine="0" w:firstLineChars="0"/>
+              <w:rPr>
+                <w:rFonts w:ascii="Calibri" w:hAnsi="Calibri" w:eastAsia="Calibri" w:cs="Calibri"/>
+                <w:i w:val="false"/>
+                <w:b w:val="false"/>
+                <w:u w:val="none"/>
+                <w:strike w:val="false"/>
+                <w:sz w:val="19"/>
+                <w:szCs w:val="19"/>
+                <w:color w:val="000000"/>
+              </w:rPr>
+            </w:pPr>
+            <w:r>
+              <w:rPr>
+                <w:rFonts w:ascii="Calibri" w:hAnsi="Calibri" w:eastAsia="Calibri" w:cs="Calibri"/>
+                <w:i w:val="false"/>
+                <w:b w:val="false"/>
+                <w:u w:val="none"/>
+                <w:strike w:val="false"/>
+                <w:sz w:val="19"/>
+                <w:szCs w:val="19"/>
+                <w:color w:val="000000"/>
+              </w:rPr>
+              <w:t xml:space="preserve">7.7</w:t>
+            </w:r>
+          </w:p>
+        </w:tc>
+        <w:tc>
+          <w:tcPr>
+            <w:tcBorders>
+              <w:bottom w:val="single" w:sz="4" w:space="0" w:color="2E6DA4"/>
+              <w:top w:val="single" w:sz="4" w:space="0" w:color="2E6DA4"/>
               <w:left w:val="none" w:sz="0" w:space="0" w:color="000000"/>
               <w:right w:val="none" w:sz="0" w:space="0" w:color="000000"/>
             </w:tcBorders>
@@ -679,25 +899,25 @@
               <w:spacing w:after="60" w:before="60" w:line="240"/>
               <w:ind w:left="80" w:right="80" w:firstLine="0" w:firstLineChars="0"/>
               <w:rPr>
-                <w:rFonts w:ascii="Times New Roman" w:hAnsi="Times New Roman" w:eastAsia="Times New Roman" w:cs="Times New Roman"/>
-                <w:i w:val="false"/>
-                <w:b w:val="false"/>
-                <w:u w:val="none"/>
-                <w:strike w:val="false"/>
-                <w:sz w:val="20"/>
-                <w:szCs w:val="20"/>
-                <w:color w:val="000000"/>
-              </w:rPr>
-            </w:pPr>
-            <w:r>
-              <w:rPr>
-                <w:rFonts w:ascii="Times New Roman" w:hAnsi="Times New Roman" w:eastAsia="Times New Roman" w:cs="Times New Roman"/>
-                <w:i w:val="false"/>
-                <w:b w:val="false"/>
-                <w:u w:val="none"/>
-                <w:strike w:val="false"/>
-                <w:sz w:val="20"/>
-                <w:szCs w:val="20"/>
+                <w:rFonts w:ascii="Calibri" w:hAnsi="Calibri" w:eastAsia="Calibri" w:cs="Calibri"/>
+                <w:i w:val="false"/>
+                <w:b w:val="false"/>
+                <w:u w:val="none"/>
+                <w:strike w:val="false"/>
+                <w:sz w:val="19"/>
+                <w:szCs w:val="19"/>
+                <w:color w:val="000000"/>
+              </w:rPr>
+            </w:pPr>
+            <w:r>
+              <w:rPr>
+                <w:rFonts w:ascii="Calibri" w:hAnsi="Calibri" w:eastAsia="Calibri" w:cs="Calibri"/>
+                <w:i w:val="false"/>
+                <w:b w:val="false"/>
+                <w:u w:val="none"/>
+                <w:strike w:val="false"/>
+                <w:sz w:val="19"/>
+                <w:szCs w:val="19"/>
                 <w:color w:val="000000"/>
               </w:rPr>
               <w:t xml:space="preserve">1.0</w:t>
@@ -707,10 +927,10 @@
         <w:tc>
           <w:tcPr>
             <w:tcBorders>
-              <w:bottom w:val="single" w:sz="2" w:space="0" w:color="DDDDDD"/>
-              <w:top w:val="single" w:sz="2" w:space="0" w:color="DDDDDD"/>
+              <w:bottom w:val="single" w:sz="4" w:space="0" w:color="2E6DA4"/>
+              <w:top w:val="single" w:sz="4" w:space="0" w:color="2E6DA4"/>
               <w:left w:val="none" w:sz="0" w:space="0" w:color="000000"/>
-              <w:right w:val="none" w:sz="0" w:space="0" w:color="000000"/>
+              <w:right w:val="single" w:sz="12" w:space="0" w:color="1A3A5C"/>
             </w:tcBorders>
             <w:shd w:val="clear" w:color="auto" w:fill="FFFFFF"/>
             <w:tcMar>
@@ -734,28 +954,28 @@
               <w:spacing w:after="60" w:before="60" w:line="240"/>
               <w:ind w:left="80" w:right="80" w:firstLine="0" w:firstLineChars="0"/>
               <w:rPr>
-                <w:rFonts w:ascii="Times New Roman" w:hAnsi="Times New Roman" w:eastAsia="Times New Roman" w:cs="Times New Roman"/>
-                <w:i w:val="false"/>
-                <w:b w:val="false"/>
-                <w:u w:val="none"/>
-                <w:strike w:val="false"/>
-                <w:sz w:val="20"/>
-                <w:szCs w:val="20"/>
-                <w:color w:val="000000"/>
-              </w:rPr>
-            </w:pPr>
-            <w:r>
-              <w:rPr>
-                <w:rFonts w:ascii="Times New Roman" w:hAnsi="Times New Roman" w:eastAsia="Times New Roman" w:cs="Times New Roman"/>
-                <w:i w:val="false"/>
-                <w:b w:val="false"/>
-                <w:u w:val="none"/>
-                <w:strike w:val="false"/>
-                <w:sz w:val="20"/>
-                <w:szCs w:val="20"/>
-                <w:color w:val="000000"/>
-              </w:rPr>
-              <w:t xml:space="preserve">7.7</w:t>
+                <w:rFonts w:ascii="Calibri" w:hAnsi="Calibri" w:eastAsia="Calibri" w:cs="Calibri"/>
+                <w:i w:val="false"/>
+                <w:b w:val="false"/>
+                <w:u w:val="none"/>
+                <w:strike w:val="false"/>
+                <w:sz w:val="19"/>
+                <w:szCs w:val="19"/>
+                <w:color w:val="000000"/>
+              </w:rPr>
+            </w:pPr>
+            <w:r>
+              <w:rPr>
+                <w:rFonts w:ascii="Calibri" w:hAnsi="Calibri" w:eastAsia="Calibri" w:cs="Calibri"/>
+                <w:i w:val="false"/>
+                <w:b w:val="false"/>
+                <w:u w:val="none"/>
+                <w:strike w:val="false"/>
+                <w:sz w:val="19"/>
+                <w:szCs w:val="19"/>
+                <w:color w:val="000000"/>
+              </w:rPr>
+              <w:t xml:space="preserve">&lt;0.001</w:t>
             </w:r>
           </w:p>
         </w:tc>
@@ -767,8 +987,63 @@
         <w:tc>
           <w:tcPr>
             <w:tcBorders>
-              <w:bottom w:val="single" w:sz="2" w:space="0" w:color="DDDDDD"/>
-              <w:top w:val="single" w:sz="2" w:space="0" w:color="DDDDDD"/>
+              <w:bottom w:val="single" w:sz="4" w:space="0" w:color="2E6DA4"/>
+              <w:top w:val="single" w:sz="4" w:space="0" w:color="2E6DA4"/>
+              <w:left w:val="single" w:sz="12" w:space="0" w:color="1A3A5C"/>
+              <w:right w:val="none" w:sz="0" w:space="0" w:color="000000"/>
+            </w:tcBorders>
+            <w:shd w:val="clear" w:color="auto" w:fill="F9F9F9"/>
+            <w:tcMar>
+              <w:top w:w="0" w:type="dxa"/>
+              <w:bottom w:w="0" w:type="dxa"/>
+              <w:left w:w="0" w:type="dxa"/>
+              <w:right w:w="0" w:type="dxa"/>
+            </w:tcMar>
+            <w:vAlign w:val="center"/>
+          </w:tcPr>
+          <w:p>
+            <w:pPr>
+              <w:pStyle w:val="Normal"/>
+              <w:jc w:val="left"/>
+              <w:pBdr>
+                <w:bottom w:val="none" w:sz="0" w:space="0" w:color="000000"/>
+                <w:top w:val="none" w:sz="0" w:space="0" w:color="000000"/>
+                <w:left w:val="none" w:sz="0" w:space="0" w:color="000000"/>
+                <w:right w:val="none" w:sz="0" w:space="0" w:color="000000"/>
+              </w:pBdr>
+              <w:spacing w:after="60" w:before="60" w:line="240"/>
+              <w:ind w:left="80" w:right="80" w:firstLine="0" w:firstLineChars="0"/>
+              <w:rPr>
+                <w:rFonts w:ascii="Calibri" w:hAnsi="Calibri" w:eastAsia="Calibri" w:cs="Calibri"/>
+                <w:i w:val="false"/>
+                <w:b w:val="false"/>
+                <w:u w:val="none"/>
+                <w:strike w:val="false"/>
+                <w:sz w:val="19"/>
+                <w:szCs w:val="19"/>
+                <w:color w:val="000000"/>
+              </w:rPr>
+            </w:pPr>
+            <w:r>
+              <w:rPr>
+                <w:rFonts w:ascii="Calibri" w:hAnsi="Calibri" w:eastAsia="Calibri" w:cs="Calibri"/>
+                <w:i w:val="false"/>
+                <w:b w:val="false"/>
+                <w:u w:val="none"/>
+                <w:strike w:val="false"/>
+                <w:sz w:val="19"/>
+                <w:szCs w:val="19"/>
+                <w:color w:val="000000"/>
+              </w:rPr>
+              <w:t xml:space="preserve">Parity</w:t>
+            </w:r>
+          </w:p>
+        </w:tc>
+        <w:tc>
+          <w:tcPr>
+            <w:tcBorders>
+              <w:bottom w:val="single" w:sz="4" w:space="0" w:color="2E6DA4"/>
+              <w:top w:val="single" w:sz="4" w:space="0" w:color="2E6DA4"/>
               <w:left w:val="none" w:sz="0" w:space="0" w:color="000000"/>
               <w:right w:val="none" w:sz="0" w:space="0" w:color="000000"/>
             </w:tcBorders>
@@ -784,46 +1059,46 @@
           <w:p>
             <w:pPr>
               <w:pStyle w:val="Normal"/>
-              <w:jc w:val="left"/>
-              <w:pBdr>
-                <w:bottom w:val="none" w:sz="0" w:space="0" w:color="000000"/>
-                <w:top w:val="none" w:sz="0" w:space="0" w:color="000000"/>
-                <w:left w:val="none" w:sz="0" w:space="0" w:color="000000"/>
-                <w:right w:val="none" w:sz="0" w:space="0" w:color="000000"/>
-              </w:pBdr>
-              <w:spacing w:after="60" w:before="60" w:line="240"/>
-              <w:ind w:left="80" w:right="80" w:firstLine="0" w:firstLineChars="0"/>
-              <w:rPr>
-                <w:rFonts w:ascii="Times New Roman" w:hAnsi="Times New Roman" w:eastAsia="Times New Roman" w:cs="Times New Roman"/>
-                <w:i w:val="false"/>
-                <w:b w:val="false"/>
-                <w:u w:val="none"/>
-                <w:strike w:val="false"/>
-                <w:sz w:val="20"/>
-                <w:szCs w:val="20"/>
-                <w:color w:val="000000"/>
-              </w:rPr>
-            </w:pPr>
-            <w:r>
-              <w:rPr>
-                <w:rFonts w:ascii="Times New Roman" w:hAnsi="Times New Roman" w:eastAsia="Times New Roman" w:cs="Times New Roman"/>
-                <w:i w:val="false"/>
-                <w:b w:val="false"/>
-                <w:u w:val="none"/>
-                <w:strike w:val="false"/>
-                <w:sz w:val="20"/>
-                <w:szCs w:val="20"/>
-                <w:color w:val="000000"/>
-              </w:rPr>
-              <w:t xml:space="preserve">Parity</w:t>
-            </w:r>
-          </w:p>
-        </w:tc>
-        <w:tc>
-          <w:tcPr>
-            <w:tcBorders>
-              <w:bottom w:val="single" w:sz="2" w:space="0" w:color="DDDDDD"/>
-              <w:top w:val="single" w:sz="2" w:space="0" w:color="DDDDDD"/>
+              <w:jc w:val="center"/>
+              <w:pBdr>
+                <w:bottom w:val="none" w:sz="0" w:space="0" w:color="000000"/>
+                <w:top w:val="none" w:sz="0" w:space="0" w:color="000000"/>
+                <w:left w:val="none" w:sz="0" w:space="0" w:color="000000"/>
+                <w:right w:val="none" w:sz="0" w:space="0" w:color="000000"/>
+              </w:pBdr>
+              <w:spacing w:after="60" w:before="60" w:line="240"/>
+              <w:ind w:left="80" w:right="80" w:firstLine="0" w:firstLineChars="0"/>
+              <w:rPr>
+                <w:rFonts w:ascii="Calibri" w:hAnsi="Calibri" w:eastAsia="Calibri" w:cs="Calibri"/>
+                <w:i w:val="false"/>
+                <w:b w:val="false"/>
+                <w:u w:val="none"/>
+                <w:strike w:val="false"/>
+                <w:sz w:val="19"/>
+                <w:szCs w:val="19"/>
+                <w:color w:val="000000"/>
+              </w:rPr>
+            </w:pPr>
+            <w:r>
+              <w:rPr>
+                <w:rFonts w:ascii="Calibri" w:hAnsi="Calibri" w:eastAsia="Calibri" w:cs="Calibri"/>
+                <w:i w:val="false"/>
+                <w:b w:val="false"/>
+                <w:u w:val="none"/>
+                <w:strike w:val="false"/>
+                <w:sz w:val="19"/>
+                <w:szCs w:val="19"/>
+                <w:color w:val="000000"/>
+              </w:rPr>
+              <w:t xml:space="preserve">6.6</w:t>
+            </w:r>
+          </w:p>
+        </w:tc>
+        <w:tc>
+          <w:tcPr>
+            <w:tcBorders>
+              <w:bottom w:val="single" w:sz="4" w:space="0" w:color="2E6DA4"/>
+              <w:top w:val="single" w:sz="4" w:space="0" w:color="2E6DA4"/>
               <w:left w:val="none" w:sz="0" w:space="0" w:color="000000"/>
               <w:right w:val="none" w:sz="0" w:space="0" w:color="000000"/>
             </w:tcBorders>
@@ -849,25 +1124,25 @@
               <w:spacing w:after="60" w:before="60" w:line="240"/>
               <w:ind w:left="80" w:right="80" w:firstLine="0" w:firstLineChars="0"/>
               <w:rPr>
-                <w:rFonts w:ascii="Times New Roman" w:hAnsi="Times New Roman" w:eastAsia="Times New Roman" w:cs="Times New Roman"/>
-                <w:i w:val="false"/>
-                <w:b w:val="false"/>
-                <w:u w:val="none"/>
-                <w:strike w:val="false"/>
-                <w:sz w:val="20"/>
-                <w:szCs w:val="20"/>
-                <w:color w:val="000000"/>
-              </w:rPr>
-            </w:pPr>
-            <w:r>
-              <w:rPr>
-                <w:rFonts w:ascii="Times New Roman" w:hAnsi="Times New Roman" w:eastAsia="Times New Roman" w:cs="Times New Roman"/>
-                <w:i w:val="false"/>
-                <w:b w:val="false"/>
-                <w:u w:val="none"/>
-                <w:strike w:val="false"/>
-                <w:sz w:val="20"/>
-                <w:szCs w:val="20"/>
+                <w:rFonts w:ascii="Calibri" w:hAnsi="Calibri" w:eastAsia="Calibri" w:cs="Calibri"/>
+                <w:i w:val="false"/>
+                <w:b w:val="false"/>
+                <w:u w:val="none"/>
+                <w:strike w:val="false"/>
+                <w:sz w:val="19"/>
+                <w:szCs w:val="19"/>
+                <w:color w:val="000000"/>
+              </w:rPr>
+            </w:pPr>
+            <w:r>
+              <w:rPr>
+                <w:rFonts w:ascii="Calibri" w:hAnsi="Calibri" w:eastAsia="Calibri" w:cs="Calibri"/>
+                <w:i w:val="false"/>
+                <w:b w:val="false"/>
+                <w:u w:val="none"/>
+                <w:strike w:val="false"/>
+                <w:sz w:val="19"/>
+                <w:szCs w:val="19"/>
                 <w:color w:val="000000"/>
               </w:rPr>
               <w:t xml:space="preserve">0.5</w:t>
@@ -877,10 +1152,10 @@
         <w:tc>
           <w:tcPr>
             <w:tcBorders>
-              <w:bottom w:val="single" w:sz="2" w:space="0" w:color="DDDDDD"/>
-              <w:top w:val="single" w:sz="2" w:space="0" w:color="DDDDDD"/>
+              <w:bottom w:val="single" w:sz="4" w:space="0" w:color="2E6DA4"/>
+              <w:top w:val="single" w:sz="4" w:space="0" w:color="2E6DA4"/>
               <w:left w:val="none" w:sz="0" w:space="0" w:color="000000"/>
-              <w:right w:val="none" w:sz="0" w:space="0" w:color="000000"/>
+              <w:right w:val="single" w:sz="12" w:space="0" w:color="1A3A5C"/>
             </w:tcBorders>
             <w:shd w:val="clear" w:color="auto" w:fill="F9F9F9"/>
             <w:tcMar>
@@ -904,28 +1179,28 @@
               <w:spacing w:after="60" w:before="60" w:line="240"/>
               <w:ind w:left="80" w:right="80" w:firstLine="0" w:firstLineChars="0"/>
               <w:rPr>
-                <w:rFonts w:ascii="Times New Roman" w:hAnsi="Times New Roman" w:eastAsia="Times New Roman" w:cs="Times New Roman"/>
-                <w:i w:val="false"/>
-                <w:b w:val="false"/>
-                <w:u w:val="none"/>
-                <w:strike w:val="false"/>
-                <w:sz w:val="20"/>
-                <w:szCs w:val="20"/>
-                <w:color w:val="000000"/>
-              </w:rPr>
-            </w:pPr>
-            <w:r>
-              <w:rPr>
-                <w:rFonts w:ascii="Times New Roman" w:hAnsi="Times New Roman" w:eastAsia="Times New Roman" w:cs="Times New Roman"/>
-                <w:i w:val="false"/>
-                <w:b w:val="false"/>
-                <w:u w:val="none"/>
-                <w:strike w:val="false"/>
-                <w:sz w:val="20"/>
-                <w:szCs w:val="20"/>
-                <w:color w:val="000000"/>
-              </w:rPr>
-              <w:t xml:space="preserve">6.6</w:t>
+                <w:rFonts w:ascii="Calibri" w:hAnsi="Calibri" w:eastAsia="Calibri" w:cs="Calibri"/>
+                <w:i w:val="false"/>
+                <w:b w:val="false"/>
+                <w:u w:val="none"/>
+                <w:strike w:val="false"/>
+                <w:sz w:val="19"/>
+                <w:szCs w:val="19"/>
+                <w:color w:val="000000"/>
+              </w:rPr>
+            </w:pPr>
+            <w:r>
+              <w:rPr>
+                <w:rFonts w:ascii="Calibri" w:hAnsi="Calibri" w:eastAsia="Calibri" w:cs="Calibri"/>
+                <w:i w:val="false"/>
+                <w:b w:val="false"/>
+                <w:u w:val="none"/>
+                <w:strike w:val="false"/>
+                <w:sz w:val="19"/>
+                <w:szCs w:val="19"/>
+                <w:color w:val="000000"/>
+              </w:rPr>
+              <w:t xml:space="preserve">&lt;0.001</w:t>
             </w:r>
           </w:p>
         </w:tc>
@@ -937,8 +1212,63 @@
         <w:tc>
           <w:tcPr>
             <w:tcBorders>
-              <w:bottom w:val="single" w:sz="2" w:space="0" w:color="DDDDDD"/>
-              <w:top w:val="single" w:sz="2" w:space="0" w:color="DDDDDD"/>
+              <w:bottom w:val="single" w:sz="4" w:space="0" w:color="2E6DA4"/>
+              <w:top w:val="single" w:sz="4" w:space="0" w:color="2E6DA4"/>
+              <w:left w:val="single" w:sz="12" w:space="0" w:color="1A3A5C"/>
+              <w:right w:val="none" w:sz="0" w:space="0" w:color="000000"/>
+            </w:tcBorders>
+            <w:shd w:val="clear" w:color="auto" w:fill="FFFFFF"/>
+            <w:tcMar>
+              <w:top w:w="0" w:type="dxa"/>
+              <w:bottom w:w="0" w:type="dxa"/>
+              <w:left w:w="0" w:type="dxa"/>
+              <w:right w:w="0" w:type="dxa"/>
+            </w:tcMar>
+            <w:vAlign w:val="center"/>
+          </w:tcPr>
+          <w:p>
+            <w:pPr>
+              <w:pStyle w:val="Normal"/>
+              <w:jc w:val="left"/>
+              <w:pBdr>
+                <w:bottom w:val="none" w:sz="0" w:space="0" w:color="000000"/>
+                <w:top w:val="none" w:sz="0" w:space="0" w:color="000000"/>
+                <w:left w:val="none" w:sz="0" w:space="0" w:color="000000"/>
+                <w:right w:val="none" w:sz="0" w:space="0" w:color="000000"/>
+              </w:pBdr>
+              <w:spacing w:after="60" w:before="60" w:line="240"/>
+              <w:ind w:left="80" w:right="80" w:firstLine="0" w:firstLineChars="0"/>
+              <w:rPr>
+                <w:rFonts w:ascii="Calibri" w:hAnsi="Calibri" w:eastAsia="Calibri" w:cs="Calibri"/>
+                <w:i w:val="false"/>
+                <w:b w:val="false"/>
+                <w:u w:val="none"/>
+                <w:strike w:val="false"/>
+                <w:sz w:val="19"/>
+                <w:szCs w:val="19"/>
+                <w:color w:val="000000"/>
+              </w:rPr>
+            </w:pPr>
+            <w:r>
+              <w:rPr>
+                <w:rFonts w:ascii="Calibri" w:hAnsi="Calibri" w:eastAsia="Calibri" w:cs="Calibri"/>
+                <w:i w:val="false"/>
+                <w:b w:val="false"/>
+                <w:u w:val="none"/>
+                <w:strike w:val="false"/>
+                <w:sz w:val="19"/>
+                <w:szCs w:val="19"/>
+                <w:color w:val="000000"/>
+              </w:rPr>
+              <w:t xml:space="preserve">SES composite score</w:t>
+            </w:r>
+          </w:p>
+        </w:tc>
+        <w:tc>
+          <w:tcPr>
+            <w:tcBorders>
+              <w:bottom w:val="single" w:sz="4" w:space="0" w:color="2E6DA4"/>
+              <w:top w:val="single" w:sz="4" w:space="0" w:color="2E6DA4"/>
               <w:left w:val="none" w:sz="0" w:space="0" w:color="000000"/>
               <w:right w:val="none" w:sz="0" w:space="0" w:color="000000"/>
             </w:tcBorders>
@@ -954,46 +1284,46 @@
           <w:p>
             <w:pPr>
               <w:pStyle w:val="Normal"/>
-              <w:jc w:val="left"/>
-              <w:pBdr>
-                <w:bottom w:val="none" w:sz="0" w:space="0" w:color="000000"/>
-                <w:top w:val="none" w:sz="0" w:space="0" w:color="000000"/>
-                <w:left w:val="none" w:sz="0" w:space="0" w:color="000000"/>
-                <w:right w:val="none" w:sz="0" w:space="0" w:color="000000"/>
-              </w:pBdr>
-              <w:spacing w:after="60" w:before="60" w:line="240"/>
-              <w:ind w:left="80" w:right="80" w:firstLine="0" w:firstLineChars="0"/>
-              <w:rPr>
-                <w:rFonts w:ascii="Times New Roman" w:hAnsi="Times New Roman" w:eastAsia="Times New Roman" w:cs="Times New Roman"/>
-                <w:i w:val="false"/>
-                <w:b w:val="false"/>
-                <w:u w:val="none"/>
-                <w:strike w:val="false"/>
-                <w:sz w:val="20"/>
-                <w:szCs w:val="20"/>
-                <w:color w:val="000000"/>
-              </w:rPr>
-            </w:pPr>
-            <w:r>
-              <w:rPr>
-                <w:rFonts w:ascii="Times New Roman" w:hAnsi="Times New Roman" w:eastAsia="Times New Roman" w:cs="Times New Roman"/>
-                <w:i w:val="false"/>
-                <w:b w:val="false"/>
-                <w:u w:val="none"/>
-                <w:strike w:val="false"/>
-                <w:sz w:val="20"/>
-                <w:szCs w:val="20"/>
-                <w:color w:val="000000"/>
-              </w:rPr>
-              <w:t xml:space="preserve">SES composite score</w:t>
-            </w:r>
-          </w:p>
-        </w:tc>
-        <w:tc>
-          <w:tcPr>
-            <w:tcBorders>
-              <w:bottom w:val="single" w:sz="2" w:space="0" w:color="DDDDDD"/>
-              <w:top w:val="single" w:sz="2" w:space="0" w:color="DDDDDD"/>
+              <w:jc w:val="center"/>
+              <w:pBdr>
+                <w:bottom w:val="none" w:sz="0" w:space="0" w:color="000000"/>
+                <w:top w:val="none" w:sz="0" w:space="0" w:color="000000"/>
+                <w:left w:val="none" w:sz="0" w:space="0" w:color="000000"/>
+                <w:right w:val="none" w:sz="0" w:space="0" w:color="000000"/>
+              </w:pBdr>
+              <w:spacing w:after="60" w:before="60" w:line="240"/>
+              <w:ind w:left="80" w:right="80" w:firstLine="0" w:firstLineChars="0"/>
+              <w:rPr>
+                <w:rFonts w:ascii="Calibri" w:hAnsi="Calibri" w:eastAsia="Calibri" w:cs="Calibri"/>
+                <w:i w:val="false"/>
+                <w:b w:val="false"/>
+                <w:u w:val="none"/>
+                <w:strike w:val="false"/>
+                <w:sz w:val="19"/>
+                <w:szCs w:val="19"/>
+                <w:color w:val="000000"/>
+              </w:rPr>
+            </w:pPr>
+            <w:r>
+              <w:rPr>
+                <w:rFonts w:ascii="Calibri" w:hAnsi="Calibri" w:eastAsia="Calibri" w:cs="Calibri"/>
+                <w:i w:val="false"/>
+                <w:b w:val="false"/>
+                <w:u w:val="none"/>
+                <w:strike w:val="false"/>
+                <w:sz w:val="19"/>
+                <w:szCs w:val="19"/>
+                <w:color w:val="000000"/>
+              </w:rPr>
+              <w:t xml:space="preserve">1.0</w:t>
+            </w:r>
+          </w:p>
+        </w:tc>
+        <w:tc>
+          <w:tcPr>
+            <w:tcBorders>
+              <w:bottom w:val="single" w:sz="4" w:space="0" w:color="2E6DA4"/>
+              <w:top w:val="single" w:sz="4" w:space="0" w:color="2E6DA4"/>
               <w:left w:val="none" w:sz="0" w:space="0" w:color="000000"/>
               <w:right w:val="none" w:sz="0" w:space="0" w:color="000000"/>
             </w:tcBorders>
@@ -1019,25 +1349,25 @@
               <w:spacing w:after="60" w:before="60" w:line="240"/>
               <w:ind w:left="80" w:right="80" w:firstLine="0" w:firstLineChars="0"/>
               <w:rPr>
-                <w:rFonts w:ascii="Times New Roman" w:hAnsi="Times New Roman" w:eastAsia="Times New Roman" w:cs="Times New Roman"/>
-                <w:i w:val="false"/>
-                <w:b w:val="false"/>
-                <w:u w:val="none"/>
-                <w:strike w:val="false"/>
-                <w:sz w:val="20"/>
-                <w:szCs w:val="20"/>
-                <w:color w:val="000000"/>
-              </w:rPr>
-            </w:pPr>
-            <w:r>
-              <w:rPr>
-                <w:rFonts w:ascii="Times New Roman" w:hAnsi="Times New Roman" w:eastAsia="Times New Roman" w:cs="Times New Roman"/>
-                <w:i w:val="false"/>
-                <w:b w:val="false"/>
-                <w:u w:val="none"/>
-                <w:strike w:val="false"/>
-                <w:sz w:val="20"/>
-                <w:szCs w:val="20"/>
+                <w:rFonts w:ascii="Calibri" w:hAnsi="Calibri" w:eastAsia="Calibri" w:cs="Calibri"/>
+                <w:i w:val="false"/>
+                <w:b w:val="false"/>
+                <w:u w:val="none"/>
+                <w:strike w:val="false"/>
+                <w:sz w:val="19"/>
+                <w:szCs w:val="19"/>
+                <w:color w:val="000000"/>
+              </w:rPr>
+            </w:pPr>
+            <w:r>
+              <w:rPr>
+                <w:rFonts w:ascii="Calibri" w:hAnsi="Calibri" w:eastAsia="Calibri" w:cs="Calibri"/>
+                <w:i w:val="false"/>
+                <w:b w:val="false"/>
+                <w:u w:val="none"/>
+                <w:strike w:val="false"/>
+                <w:sz w:val="19"/>
+                <w:szCs w:val="19"/>
                 <w:color w:val="000000"/>
               </w:rPr>
               <w:t xml:space="preserve">2.0</w:t>
@@ -1047,10 +1377,10 @@
         <w:tc>
           <w:tcPr>
             <w:tcBorders>
-              <w:bottom w:val="single" w:sz="2" w:space="0" w:color="DDDDDD"/>
-              <w:top w:val="single" w:sz="2" w:space="0" w:color="DDDDDD"/>
+              <w:bottom w:val="single" w:sz="4" w:space="0" w:color="2E6DA4"/>
+              <w:top w:val="single" w:sz="4" w:space="0" w:color="2E6DA4"/>
               <w:left w:val="none" w:sz="0" w:space="0" w:color="000000"/>
-              <w:right w:val="none" w:sz="0" w:space="0" w:color="000000"/>
+              <w:right w:val="single" w:sz="12" w:space="0" w:color="1A3A5C"/>
             </w:tcBorders>
             <w:shd w:val="clear" w:color="auto" w:fill="FFFFFF"/>
             <w:tcMar>
@@ -1074,28 +1404,28 @@
               <w:spacing w:after="60" w:before="60" w:line="240"/>
               <w:ind w:left="80" w:right="80" w:firstLine="0" w:firstLineChars="0"/>
               <w:rPr>
-                <w:rFonts w:ascii="Times New Roman" w:hAnsi="Times New Roman" w:eastAsia="Times New Roman" w:cs="Times New Roman"/>
-                <w:i w:val="false"/>
-                <w:b w:val="false"/>
-                <w:u w:val="none"/>
-                <w:strike w:val="false"/>
-                <w:sz w:val="20"/>
-                <w:szCs w:val="20"/>
-                <w:color w:val="000000"/>
-              </w:rPr>
-            </w:pPr>
-            <w:r>
-              <w:rPr>
-                <w:rFonts w:ascii="Times New Roman" w:hAnsi="Times New Roman" w:eastAsia="Times New Roman" w:cs="Times New Roman"/>
-                <w:i w:val="false"/>
-                <w:b w:val="false"/>
-                <w:u w:val="none"/>
-                <w:strike w:val="false"/>
-                <w:sz w:val="20"/>
-                <w:szCs w:val="20"/>
-                <w:color w:val="000000"/>
-              </w:rPr>
-              <w:t xml:space="preserve">1.0</w:t>
+                <w:rFonts w:ascii="Calibri" w:hAnsi="Calibri" w:eastAsia="Calibri" w:cs="Calibri"/>
+                <w:i w:val="false"/>
+                <w:b w:val="false"/>
+                <w:u w:val="none"/>
+                <w:strike w:val="false"/>
+                <w:sz w:val="19"/>
+                <w:szCs w:val="19"/>
+                <w:color w:val="000000"/>
+              </w:rPr>
+            </w:pPr>
+            <w:r>
+              <w:rPr>
+                <w:rFonts w:ascii="Calibri" w:hAnsi="Calibri" w:eastAsia="Calibri" w:cs="Calibri"/>
+                <w:i w:val="false"/>
+                <w:b w:val="false"/>
+                <w:u w:val="none"/>
+                <w:strike w:val="false"/>
+                <w:sz w:val="19"/>
+                <w:szCs w:val="19"/>
+                <w:color w:val="000000"/>
+              </w:rPr>
+              <w:t xml:space="preserve">0.685</w:t>
             </w:r>
           </w:p>
         </w:tc>
@@ -1107,8 +1437,63 @@
         <w:tc>
           <w:tcPr>
             <w:tcBorders>
-              <w:bottom w:val="single" w:sz="2" w:space="0" w:color="DDDDDD"/>
-              <w:top w:val="single" w:sz="2" w:space="0" w:color="DDDDDD"/>
+              <w:bottom w:val="single" w:sz="4" w:space="0" w:color="2E6DA4"/>
+              <w:top w:val="single" w:sz="4" w:space="0" w:color="2E6DA4"/>
+              <w:left w:val="single" w:sz="12" w:space="0" w:color="1A3A5C"/>
+              <w:right w:val="none" w:sz="0" w:space="0" w:color="000000"/>
+            </w:tcBorders>
+            <w:shd w:val="clear" w:color="auto" w:fill="F9F9F9"/>
+            <w:tcMar>
+              <w:top w:w="0" w:type="dxa"/>
+              <w:bottom w:w="0" w:type="dxa"/>
+              <w:left w:w="0" w:type="dxa"/>
+              <w:right w:w="0" w:type="dxa"/>
+            </w:tcMar>
+            <w:vAlign w:val="center"/>
+          </w:tcPr>
+          <w:p>
+            <w:pPr>
+              <w:pStyle w:val="Normal"/>
+              <w:jc w:val="left"/>
+              <w:pBdr>
+                <w:bottom w:val="none" w:sz="0" w:space="0" w:color="000000"/>
+                <w:top w:val="none" w:sz="0" w:space="0" w:color="000000"/>
+                <w:left w:val="none" w:sz="0" w:space="0" w:color="000000"/>
+                <w:right w:val="none" w:sz="0" w:space="0" w:color="000000"/>
+              </w:pBdr>
+              <w:spacing w:after="60" w:before="60" w:line="240"/>
+              <w:ind w:left="80" w:right="80" w:firstLine="0" w:firstLineChars="0"/>
+              <w:rPr>
+                <w:rFonts w:ascii="Calibri" w:hAnsi="Calibri" w:eastAsia="Calibri" w:cs="Calibri"/>
+                <w:i w:val="false"/>
+                <w:b w:val="false"/>
+                <w:u w:val="none"/>
+                <w:strike w:val="false"/>
+                <w:sz w:val="19"/>
+                <w:szCs w:val="19"/>
+                <w:color w:val="000000"/>
+              </w:rPr>
+            </w:pPr>
+            <w:r>
+              <w:rPr>
+                <w:rFonts w:ascii="Calibri" w:hAnsi="Calibri" w:eastAsia="Calibri" w:cs="Calibri"/>
+                <w:i w:val="false"/>
+                <w:b w:val="false"/>
+                <w:u w:val="none"/>
+                <w:strike w:val="false"/>
+                <w:sz w:val="19"/>
+                <w:szCs w:val="19"/>
+                <w:color w:val="000000"/>
+              </w:rPr>
+              <w:t xml:space="preserve">SES category</w:t>
+            </w:r>
+          </w:p>
+        </w:tc>
+        <w:tc>
+          <w:tcPr>
+            <w:tcBorders>
+              <w:bottom w:val="single" w:sz="4" w:space="0" w:color="2E6DA4"/>
+              <w:top w:val="single" w:sz="4" w:space="0" w:color="2E6DA4"/>
               <w:left w:val="none" w:sz="0" w:space="0" w:color="000000"/>
               <w:right w:val="none" w:sz="0" w:space="0" w:color="000000"/>
             </w:tcBorders>
@@ -1124,46 +1509,46 @@
           <w:p>
             <w:pPr>
               <w:pStyle w:val="Normal"/>
-              <w:jc w:val="left"/>
-              <w:pBdr>
-                <w:bottom w:val="none" w:sz="0" w:space="0" w:color="000000"/>
-                <w:top w:val="none" w:sz="0" w:space="0" w:color="000000"/>
-                <w:left w:val="none" w:sz="0" w:space="0" w:color="000000"/>
-                <w:right w:val="none" w:sz="0" w:space="0" w:color="000000"/>
-              </w:pBdr>
-              <w:spacing w:after="60" w:before="60" w:line="240"/>
-              <w:ind w:left="80" w:right="80" w:firstLine="0" w:firstLineChars="0"/>
-              <w:rPr>
-                <w:rFonts w:ascii="Times New Roman" w:hAnsi="Times New Roman" w:eastAsia="Times New Roman" w:cs="Times New Roman"/>
-                <w:i w:val="false"/>
-                <w:b w:val="false"/>
-                <w:u w:val="none"/>
-                <w:strike w:val="false"/>
-                <w:sz w:val="20"/>
-                <w:szCs w:val="20"/>
-                <w:color w:val="000000"/>
-              </w:rPr>
-            </w:pPr>
-            <w:r>
-              <w:rPr>
-                <w:rFonts w:ascii="Times New Roman" w:hAnsi="Times New Roman" w:eastAsia="Times New Roman" w:cs="Times New Roman"/>
-                <w:i w:val="false"/>
-                <w:b w:val="false"/>
-                <w:u w:val="none"/>
-                <w:strike w:val="false"/>
-                <w:sz w:val="20"/>
-                <w:szCs w:val="20"/>
-                <w:color w:val="000000"/>
-              </w:rPr>
-              <w:t xml:space="preserve">SES category</w:t>
-            </w:r>
-          </w:p>
-        </w:tc>
-        <w:tc>
-          <w:tcPr>
-            <w:tcBorders>
-              <w:bottom w:val="single" w:sz="2" w:space="0" w:color="DDDDDD"/>
-              <w:top w:val="single" w:sz="2" w:space="0" w:color="DDDDDD"/>
+              <w:jc w:val="center"/>
+              <w:pBdr>
+                <w:bottom w:val="none" w:sz="0" w:space="0" w:color="000000"/>
+                <w:top w:val="none" w:sz="0" w:space="0" w:color="000000"/>
+                <w:left w:val="none" w:sz="0" w:space="0" w:color="000000"/>
+                <w:right w:val="none" w:sz="0" w:space="0" w:color="000000"/>
+              </w:pBdr>
+              <w:spacing w:after="60" w:before="60" w:line="240"/>
+              <w:ind w:left="80" w:right="80" w:firstLine="0" w:firstLineChars="0"/>
+              <w:rPr>
+                <w:rFonts w:ascii="Calibri" w:hAnsi="Calibri" w:eastAsia="Calibri" w:cs="Calibri"/>
+                <w:i w:val="false"/>
+                <w:b w:val="false"/>
+                <w:u w:val="none"/>
+                <w:strike w:val="false"/>
+                <w:sz w:val="19"/>
+                <w:szCs w:val="19"/>
+                <w:color w:val="000000"/>
+              </w:rPr>
+            </w:pPr>
+            <w:r>
+              <w:rPr>
+                <w:rFonts w:ascii="Calibri" w:hAnsi="Calibri" w:eastAsia="Calibri" w:cs="Calibri"/>
+                <w:i w:val="false"/>
+                <w:b w:val="false"/>
+                <w:u w:val="none"/>
+                <w:strike w:val="false"/>
+                <w:sz w:val="19"/>
+                <w:szCs w:val="19"/>
+                <w:color w:val="000000"/>
+              </w:rPr>
+              <w:t xml:space="preserve">1.0</w:t>
+            </w:r>
+          </w:p>
+        </w:tc>
+        <w:tc>
+          <w:tcPr>
+            <w:tcBorders>
+              <w:bottom w:val="single" w:sz="4" w:space="0" w:color="2E6DA4"/>
+              <w:top w:val="single" w:sz="4" w:space="0" w:color="2E6DA4"/>
               <w:left w:val="none" w:sz="0" w:space="0" w:color="000000"/>
               <w:right w:val="none" w:sz="0" w:space="0" w:color="000000"/>
             </w:tcBorders>
@@ -1189,25 +1574,25 @@
               <w:spacing w:after="60" w:before="60" w:line="240"/>
               <w:ind w:left="80" w:right="80" w:firstLine="0" w:firstLineChars="0"/>
               <w:rPr>
-                <w:rFonts w:ascii="Times New Roman" w:hAnsi="Times New Roman" w:eastAsia="Times New Roman" w:cs="Times New Roman"/>
-                <w:i w:val="false"/>
-                <w:b w:val="false"/>
-                <w:u w:val="none"/>
-                <w:strike w:val="false"/>
-                <w:sz w:val="20"/>
-                <w:szCs w:val="20"/>
-                <w:color w:val="000000"/>
-              </w:rPr>
-            </w:pPr>
-            <w:r>
-              <w:rPr>
-                <w:rFonts w:ascii="Times New Roman" w:hAnsi="Times New Roman" w:eastAsia="Times New Roman" w:cs="Times New Roman"/>
-                <w:i w:val="false"/>
-                <w:b w:val="false"/>
-                <w:u w:val="none"/>
-                <w:strike w:val="false"/>
-                <w:sz w:val="20"/>
-                <w:szCs w:val="20"/>
+                <w:rFonts w:ascii="Calibri" w:hAnsi="Calibri" w:eastAsia="Calibri" w:cs="Calibri"/>
+                <w:i w:val="false"/>
+                <w:b w:val="false"/>
+                <w:u w:val="none"/>
+                <w:strike w:val="false"/>
+                <w:sz w:val="19"/>
+                <w:szCs w:val="19"/>
+                <w:color w:val="000000"/>
+              </w:rPr>
+            </w:pPr>
+            <w:r>
+              <w:rPr>
+                <w:rFonts w:ascii="Calibri" w:hAnsi="Calibri" w:eastAsia="Calibri" w:cs="Calibri"/>
+                <w:i w:val="false"/>
+                <w:b w:val="false"/>
+                <w:u w:val="none"/>
+                <w:strike w:val="false"/>
+                <w:sz w:val="19"/>
+                <w:szCs w:val="19"/>
                 <w:color w:val="000000"/>
               </w:rPr>
               <w:t xml:space="preserve">2.0</w:t>
@@ -1217,10 +1602,10 @@
         <w:tc>
           <w:tcPr>
             <w:tcBorders>
-              <w:bottom w:val="single" w:sz="2" w:space="0" w:color="DDDDDD"/>
-              <w:top w:val="single" w:sz="2" w:space="0" w:color="DDDDDD"/>
+              <w:bottom w:val="single" w:sz="4" w:space="0" w:color="2E6DA4"/>
+              <w:top w:val="single" w:sz="4" w:space="0" w:color="2E6DA4"/>
               <w:left w:val="none" w:sz="0" w:space="0" w:color="000000"/>
-              <w:right w:val="none" w:sz="0" w:space="0" w:color="000000"/>
+              <w:right w:val="single" w:sz="12" w:space="0" w:color="1A3A5C"/>
             </w:tcBorders>
             <w:shd w:val="clear" w:color="auto" w:fill="F9F9F9"/>
             <w:tcMar>
@@ -1244,28 +1629,28 @@
               <w:spacing w:after="60" w:before="60" w:line="240"/>
               <w:ind w:left="80" w:right="80" w:firstLine="0" w:firstLineChars="0"/>
               <w:rPr>
-                <w:rFonts w:ascii="Times New Roman" w:hAnsi="Times New Roman" w:eastAsia="Times New Roman" w:cs="Times New Roman"/>
-                <w:i w:val="false"/>
-                <w:b w:val="false"/>
-                <w:u w:val="none"/>
-                <w:strike w:val="false"/>
-                <w:sz w:val="20"/>
-                <w:szCs w:val="20"/>
-                <w:color w:val="000000"/>
-              </w:rPr>
-            </w:pPr>
-            <w:r>
-              <w:rPr>
-                <w:rFonts w:ascii="Times New Roman" w:hAnsi="Times New Roman" w:eastAsia="Times New Roman" w:cs="Times New Roman"/>
-                <w:i w:val="false"/>
-                <w:b w:val="false"/>
-                <w:u w:val="none"/>
-                <w:strike w:val="false"/>
-                <w:sz w:val="20"/>
-                <w:szCs w:val="20"/>
-                <w:color w:val="000000"/>
-              </w:rPr>
-              <w:t xml:space="preserve">1.0</w:t>
+                <w:rFonts w:ascii="Calibri" w:hAnsi="Calibri" w:eastAsia="Calibri" w:cs="Calibri"/>
+                <w:i w:val="false"/>
+                <w:b w:val="false"/>
+                <w:u w:val="none"/>
+                <w:strike w:val="false"/>
+                <w:sz w:val="19"/>
+                <w:szCs w:val="19"/>
+                <w:color w:val="000000"/>
+              </w:rPr>
+            </w:pPr>
+            <w:r>
+              <w:rPr>
+                <w:rFonts w:ascii="Calibri" w:hAnsi="Calibri" w:eastAsia="Calibri" w:cs="Calibri"/>
+                <w:i w:val="false"/>
+                <w:b w:val="false"/>
+                <w:u w:val="none"/>
+                <w:strike w:val="false"/>
+                <w:sz w:val="19"/>
+                <w:szCs w:val="19"/>
+                <w:color w:val="000000"/>
+              </w:rPr>
+              <w:t xml:space="preserve">0.685</w:t>
             </w:r>
           </w:p>
         </w:tc>
@@ -1277,8 +1662,63 @@
         <w:tc>
           <w:tcPr>
             <w:tcBorders>
-              <w:bottom w:val="single" w:sz="2" w:space="0" w:color="DDDDDD"/>
-              <w:top w:val="single" w:sz="2" w:space="0" w:color="DDDDDD"/>
+              <w:bottom w:val="single" w:sz="4" w:space="0" w:color="2E6DA4"/>
+              <w:top w:val="single" w:sz="4" w:space="0" w:color="2E6DA4"/>
+              <w:left w:val="single" w:sz="12" w:space="0" w:color="1A3A5C"/>
+              <w:right w:val="none" w:sz="0" w:space="0" w:color="000000"/>
+            </w:tcBorders>
+            <w:shd w:val="clear" w:color="auto" w:fill="FFFFFF"/>
+            <w:tcMar>
+              <w:top w:w="0" w:type="dxa"/>
+              <w:bottom w:w="0" w:type="dxa"/>
+              <w:left w:w="0" w:type="dxa"/>
+              <w:right w:w="0" w:type="dxa"/>
+            </w:tcMar>
+            <w:vAlign w:val="center"/>
+          </w:tcPr>
+          <w:p>
+            <w:pPr>
+              <w:pStyle w:val="Normal"/>
+              <w:jc w:val="left"/>
+              <w:pBdr>
+                <w:bottom w:val="none" w:sz="0" w:space="0" w:color="000000"/>
+                <w:top w:val="none" w:sz="0" w:space="0" w:color="000000"/>
+                <w:left w:val="none" w:sz="0" w:space="0" w:color="000000"/>
+                <w:right w:val="none" w:sz="0" w:space="0" w:color="000000"/>
+              </w:pBdr>
+              <w:spacing w:after="60" w:before="60" w:line="240"/>
+              <w:ind w:left="80" w:right="80" w:firstLine="0" w:firstLineChars="0"/>
+              <w:rPr>
+                <w:rFonts w:ascii="Calibri" w:hAnsi="Calibri" w:eastAsia="Calibri" w:cs="Calibri"/>
+                <w:i w:val="false"/>
+                <w:b w:val="false"/>
+                <w:u w:val="none"/>
+                <w:strike w:val="false"/>
+                <w:sz w:val="19"/>
+                <w:szCs w:val="19"/>
+                <w:color w:val="000000"/>
+              </w:rPr>
+            </w:pPr>
+            <w:r>
+              <w:rPr>
+                <w:rFonts w:ascii="Calibri" w:hAnsi="Calibri" w:eastAsia="Calibri" w:cs="Calibri"/>
+                <w:i w:val="false"/>
+                <w:b w:val="false"/>
+                <w:u w:val="none"/>
+                <w:strike w:val="false"/>
+                <w:sz w:val="19"/>
+                <w:szCs w:val="19"/>
+                <w:color w:val="000000"/>
+              </w:rPr>
+              <w:t xml:space="preserve">Employed (yes/no)</w:t>
+            </w:r>
+          </w:p>
+        </w:tc>
+        <w:tc>
+          <w:tcPr>
+            <w:tcBorders>
+              <w:bottom w:val="single" w:sz="4" w:space="0" w:color="2E6DA4"/>
+              <w:top w:val="single" w:sz="4" w:space="0" w:color="2E6DA4"/>
               <w:left w:val="none" w:sz="0" w:space="0" w:color="000000"/>
               <w:right w:val="none" w:sz="0" w:space="0" w:color="000000"/>
             </w:tcBorders>
@@ -1294,46 +1734,46 @@
           <w:p>
             <w:pPr>
               <w:pStyle w:val="Normal"/>
-              <w:jc w:val="left"/>
-              <w:pBdr>
-                <w:bottom w:val="none" w:sz="0" w:space="0" w:color="000000"/>
-                <w:top w:val="none" w:sz="0" w:space="0" w:color="000000"/>
-                <w:left w:val="none" w:sz="0" w:space="0" w:color="000000"/>
-                <w:right w:val="none" w:sz="0" w:space="0" w:color="000000"/>
-              </w:pBdr>
-              <w:spacing w:after="60" w:before="60" w:line="240"/>
-              <w:ind w:left="80" w:right="80" w:firstLine="0" w:firstLineChars="0"/>
-              <w:rPr>
-                <w:rFonts w:ascii="Times New Roman" w:hAnsi="Times New Roman" w:eastAsia="Times New Roman" w:cs="Times New Roman"/>
-                <w:i w:val="false"/>
-                <w:b w:val="false"/>
-                <w:u w:val="none"/>
-                <w:strike w:val="false"/>
-                <w:sz w:val="20"/>
-                <w:szCs w:val="20"/>
-                <w:color w:val="000000"/>
-              </w:rPr>
-            </w:pPr>
-            <w:r>
-              <w:rPr>
-                <w:rFonts w:ascii="Times New Roman" w:hAnsi="Times New Roman" w:eastAsia="Times New Roman" w:cs="Times New Roman"/>
-                <w:i w:val="false"/>
-                <w:b w:val="false"/>
-                <w:u w:val="none"/>
-                <w:strike w:val="false"/>
-                <w:sz w:val="20"/>
-                <w:szCs w:val="20"/>
-                <w:color w:val="000000"/>
-              </w:rPr>
-              <w:t xml:space="preserve">Employed (yes/no)</w:t>
-            </w:r>
-          </w:p>
-        </w:tc>
-        <w:tc>
-          <w:tcPr>
-            <w:tcBorders>
-              <w:bottom w:val="single" w:sz="2" w:space="0" w:color="DDDDDD"/>
-              <w:top w:val="single" w:sz="2" w:space="0" w:color="DDDDDD"/>
+              <w:jc w:val="center"/>
+              <w:pBdr>
+                <w:bottom w:val="none" w:sz="0" w:space="0" w:color="000000"/>
+                <w:top w:val="none" w:sz="0" w:space="0" w:color="000000"/>
+                <w:left w:val="none" w:sz="0" w:space="0" w:color="000000"/>
+                <w:right w:val="none" w:sz="0" w:space="0" w:color="000000"/>
+              </w:pBdr>
+              <w:spacing w:after="60" w:before="60" w:line="240"/>
+              <w:ind w:left="80" w:right="80" w:firstLine="0" w:firstLineChars="0"/>
+              <w:rPr>
+                <w:rFonts w:ascii="Calibri" w:hAnsi="Calibri" w:eastAsia="Calibri" w:cs="Calibri"/>
+                <w:i w:val="false"/>
+                <w:b w:val="false"/>
+                <w:u w:val="none"/>
+                <w:strike w:val="false"/>
+                <w:sz w:val="19"/>
+                <w:szCs w:val="19"/>
+                <w:color w:val="000000"/>
+              </w:rPr>
+            </w:pPr>
+            <w:r>
+              <w:rPr>
+                <w:rFonts w:ascii="Calibri" w:hAnsi="Calibri" w:eastAsia="Calibri" w:cs="Calibri"/>
+                <w:i w:val="false"/>
+                <w:b w:val="false"/>
+                <w:u w:val="none"/>
+                <w:strike w:val="false"/>
+                <w:sz w:val="19"/>
+                <w:szCs w:val="19"/>
+                <w:color w:val="000000"/>
+              </w:rPr>
+              <w:t xml:space="preserve">6.6</w:t>
+            </w:r>
+          </w:p>
+        </w:tc>
+        <w:tc>
+          <w:tcPr>
+            <w:tcBorders>
+              <w:bottom w:val="single" w:sz="4" w:space="0" w:color="2E6DA4"/>
+              <w:top w:val="single" w:sz="4" w:space="0" w:color="2E6DA4"/>
               <w:left w:val="none" w:sz="0" w:space="0" w:color="000000"/>
               <w:right w:val="none" w:sz="0" w:space="0" w:color="000000"/>
             </w:tcBorders>
@@ -1359,25 +1799,25 @@
               <w:spacing w:after="60" w:before="60" w:line="240"/>
               <w:ind w:left="80" w:right="80" w:firstLine="0" w:firstLineChars="0"/>
               <w:rPr>
-                <w:rFonts w:ascii="Times New Roman" w:hAnsi="Times New Roman" w:eastAsia="Times New Roman" w:cs="Times New Roman"/>
-                <w:i w:val="false"/>
-                <w:b w:val="false"/>
-                <w:u w:val="none"/>
-                <w:strike w:val="false"/>
-                <w:sz w:val="20"/>
-                <w:szCs w:val="20"/>
-                <w:color w:val="000000"/>
-              </w:rPr>
-            </w:pPr>
-            <w:r>
-              <w:rPr>
-                <w:rFonts w:ascii="Times New Roman" w:hAnsi="Times New Roman" w:eastAsia="Times New Roman" w:cs="Times New Roman"/>
-                <w:i w:val="false"/>
-                <w:b w:val="false"/>
-                <w:u w:val="none"/>
-                <w:strike w:val="false"/>
-                <w:sz w:val="20"/>
-                <w:szCs w:val="20"/>
+                <w:rFonts w:ascii="Calibri" w:hAnsi="Calibri" w:eastAsia="Calibri" w:cs="Calibri"/>
+                <w:i w:val="false"/>
+                <w:b w:val="false"/>
+                <w:u w:val="none"/>
+                <w:strike w:val="false"/>
+                <w:sz w:val="19"/>
+                <w:szCs w:val="19"/>
+                <w:color w:val="000000"/>
+              </w:rPr>
+            </w:pPr>
+            <w:r>
+              <w:rPr>
+                <w:rFonts w:ascii="Calibri" w:hAnsi="Calibri" w:eastAsia="Calibri" w:cs="Calibri"/>
+                <w:i w:val="false"/>
+                <w:b w:val="false"/>
+                <w:u w:val="none"/>
+                <w:strike w:val="false"/>
+                <w:sz w:val="19"/>
+                <w:szCs w:val="19"/>
                 <w:color w:val="000000"/>
               </w:rPr>
               <w:t xml:space="preserve">1.0</w:t>
@@ -1387,10 +1827,10 @@
         <w:tc>
           <w:tcPr>
             <w:tcBorders>
-              <w:bottom w:val="single" w:sz="2" w:space="0" w:color="DDDDDD"/>
-              <w:top w:val="single" w:sz="2" w:space="0" w:color="DDDDDD"/>
+              <w:bottom w:val="single" w:sz="4" w:space="0" w:color="2E6DA4"/>
+              <w:top w:val="single" w:sz="4" w:space="0" w:color="2E6DA4"/>
               <w:left w:val="none" w:sz="0" w:space="0" w:color="000000"/>
-              <w:right w:val="none" w:sz="0" w:space="0" w:color="000000"/>
+              <w:right w:val="single" w:sz="12" w:space="0" w:color="1A3A5C"/>
             </w:tcBorders>
             <w:shd w:val="clear" w:color="auto" w:fill="FFFFFF"/>
             <w:tcMar>
@@ -1414,28 +1854,28 @@
               <w:spacing w:after="60" w:before="60" w:line="240"/>
               <w:ind w:left="80" w:right="80" w:firstLine="0" w:firstLineChars="0"/>
               <w:rPr>
-                <w:rFonts w:ascii="Times New Roman" w:hAnsi="Times New Roman" w:eastAsia="Times New Roman" w:cs="Times New Roman"/>
-                <w:i w:val="false"/>
-                <w:b w:val="false"/>
-                <w:u w:val="none"/>
-                <w:strike w:val="false"/>
-                <w:sz w:val="20"/>
-                <w:szCs w:val="20"/>
-                <w:color w:val="000000"/>
-              </w:rPr>
-            </w:pPr>
-            <w:r>
-              <w:rPr>
-                <w:rFonts w:ascii="Times New Roman" w:hAnsi="Times New Roman" w:eastAsia="Times New Roman" w:cs="Times New Roman"/>
-                <w:i w:val="false"/>
-                <w:b w:val="false"/>
-                <w:u w:val="none"/>
-                <w:strike w:val="false"/>
-                <w:sz w:val="20"/>
-                <w:szCs w:val="20"/>
-                <w:color w:val="000000"/>
-              </w:rPr>
-              <w:t xml:space="preserve">6.6</w:t>
+                <w:rFonts w:ascii="Calibri" w:hAnsi="Calibri" w:eastAsia="Calibri" w:cs="Calibri"/>
+                <w:i w:val="false"/>
+                <w:b w:val="false"/>
+                <w:u w:val="none"/>
+                <w:strike w:val="false"/>
+                <w:sz w:val="19"/>
+                <w:szCs w:val="19"/>
+                <w:color w:val="000000"/>
+              </w:rPr>
+            </w:pPr>
+            <w:r>
+              <w:rPr>
+                <w:rFonts w:ascii="Calibri" w:hAnsi="Calibri" w:eastAsia="Calibri" w:cs="Calibri"/>
+                <w:i w:val="false"/>
+                <w:b w:val="false"/>
+                <w:u w:val="none"/>
+                <w:strike w:val="false"/>
+                <w:sz w:val="19"/>
+                <w:szCs w:val="19"/>
+                <w:color w:val="000000"/>
+              </w:rPr>
+              <w:t xml:space="preserve">0.003</w:t>
             </w:r>
           </w:p>
         </w:tc>
@@ -1447,8 +1887,63 @@
         <w:tc>
           <w:tcPr>
             <w:tcBorders>
-              <w:bottom w:val="single" w:sz="2" w:space="0" w:color="DDDDDD"/>
-              <w:top w:val="single" w:sz="2" w:space="0" w:color="DDDDDD"/>
+              <w:bottom w:val="single" w:sz="4" w:space="0" w:color="2E6DA4"/>
+              <w:top w:val="single" w:sz="4" w:space="0" w:color="2E6DA4"/>
+              <w:left w:val="single" w:sz="12" w:space="0" w:color="1A3A5C"/>
+              <w:right w:val="none" w:sz="0" w:space="0" w:color="000000"/>
+            </w:tcBorders>
+            <w:shd w:val="clear" w:color="auto" w:fill="F9F9F9"/>
+            <w:tcMar>
+              <w:top w:w="0" w:type="dxa"/>
+              <w:bottom w:w="0" w:type="dxa"/>
+              <w:left w:w="0" w:type="dxa"/>
+              <w:right w:w="0" w:type="dxa"/>
+            </w:tcMar>
+            <w:vAlign w:val="center"/>
+          </w:tcPr>
+          <w:p>
+            <w:pPr>
+              <w:pStyle w:val="Normal"/>
+              <w:jc w:val="left"/>
+              <w:pBdr>
+                <w:bottom w:val="none" w:sz="0" w:space="0" w:color="000000"/>
+                <w:top w:val="none" w:sz="0" w:space="0" w:color="000000"/>
+                <w:left w:val="none" w:sz="0" w:space="0" w:color="000000"/>
+                <w:right w:val="none" w:sz="0" w:space="0" w:color="000000"/>
+              </w:pBdr>
+              <w:spacing w:after="60" w:before="60" w:line="240"/>
+              <w:ind w:left="80" w:right="80" w:firstLine="0" w:firstLineChars="0"/>
+              <w:rPr>
+                <w:rFonts w:ascii="Calibri" w:hAnsi="Calibri" w:eastAsia="Calibri" w:cs="Calibri"/>
+                <w:i w:val="false"/>
+                <w:b w:val="false"/>
+                <w:u w:val="none"/>
+                <w:strike w:val="false"/>
+                <w:sz w:val="19"/>
+                <w:szCs w:val="19"/>
+                <w:color w:val="000000"/>
+              </w:rPr>
+            </w:pPr>
+            <w:r>
+              <w:rPr>
+                <w:rFonts w:ascii="Calibri" w:hAnsi="Calibri" w:eastAsia="Calibri" w:cs="Calibri"/>
+                <w:i w:val="false"/>
+                <w:b w:val="false"/>
+                <w:u w:val="none"/>
+                <w:strike w:val="false"/>
+                <w:sz w:val="19"/>
+                <w:szCs w:val="19"/>
+                <w:color w:val="000000"/>
+              </w:rPr>
+              <w:t xml:space="preserve">Employment type</w:t>
+            </w:r>
+          </w:p>
+        </w:tc>
+        <w:tc>
+          <w:tcPr>
+            <w:tcBorders>
+              <w:bottom w:val="single" w:sz="4" w:space="0" w:color="2E6DA4"/>
+              <w:top w:val="single" w:sz="4" w:space="0" w:color="2E6DA4"/>
               <w:left w:val="none" w:sz="0" w:space="0" w:color="000000"/>
               <w:right w:val="none" w:sz="0" w:space="0" w:color="000000"/>
             </w:tcBorders>
@@ -1464,46 +1959,46 @@
           <w:p>
             <w:pPr>
               <w:pStyle w:val="Normal"/>
-              <w:jc w:val="left"/>
-              <w:pBdr>
-                <w:bottom w:val="none" w:sz="0" w:space="0" w:color="000000"/>
-                <w:top w:val="none" w:sz="0" w:space="0" w:color="000000"/>
-                <w:left w:val="none" w:sz="0" w:space="0" w:color="000000"/>
-                <w:right w:val="none" w:sz="0" w:space="0" w:color="000000"/>
-              </w:pBdr>
-              <w:spacing w:after="60" w:before="60" w:line="240"/>
-              <w:ind w:left="80" w:right="80" w:firstLine="0" w:firstLineChars="0"/>
-              <w:rPr>
-                <w:rFonts w:ascii="Times New Roman" w:hAnsi="Times New Roman" w:eastAsia="Times New Roman" w:cs="Times New Roman"/>
-                <w:i w:val="false"/>
-                <w:b w:val="false"/>
-                <w:u w:val="none"/>
-                <w:strike w:val="false"/>
-                <w:sz w:val="20"/>
-                <w:szCs w:val="20"/>
-                <w:color w:val="000000"/>
-              </w:rPr>
-            </w:pPr>
-            <w:r>
-              <w:rPr>
-                <w:rFonts w:ascii="Times New Roman" w:hAnsi="Times New Roman" w:eastAsia="Times New Roman" w:cs="Times New Roman"/>
-                <w:i w:val="false"/>
-                <w:b w:val="false"/>
-                <w:u w:val="none"/>
-                <w:strike w:val="false"/>
-                <w:sz w:val="20"/>
-                <w:szCs w:val="20"/>
-                <w:color w:val="000000"/>
-              </w:rPr>
-              <w:t xml:space="preserve">Employment type</w:t>
-            </w:r>
-          </w:p>
-        </w:tc>
-        <w:tc>
-          <w:tcPr>
-            <w:tcBorders>
-              <w:bottom w:val="single" w:sz="2" w:space="0" w:color="DDDDDD"/>
-              <w:top w:val="single" w:sz="2" w:space="0" w:color="DDDDDD"/>
+              <w:jc w:val="center"/>
+              <w:pBdr>
+                <w:bottom w:val="none" w:sz="0" w:space="0" w:color="000000"/>
+                <w:top w:val="none" w:sz="0" w:space="0" w:color="000000"/>
+                <w:left w:val="none" w:sz="0" w:space="0" w:color="000000"/>
+                <w:right w:val="none" w:sz="0" w:space="0" w:color="000000"/>
+              </w:pBdr>
+              <w:spacing w:after="60" w:before="60" w:line="240"/>
+              <w:ind w:left="80" w:right="80" w:firstLine="0" w:firstLineChars="0"/>
+              <w:rPr>
+                <w:rFonts w:ascii="Calibri" w:hAnsi="Calibri" w:eastAsia="Calibri" w:cs="Calibri"/>
+                <w:i w:val="false"/>
+                <w:b w:val="false"/>
+                <w:u w:val="none"/>
+                <w:strike w:val="false"/>
+                <w:sz w:val="19"/>
+                <w:szCs w:val="19"/>
+                <w:color w:val="000000"/>
+              </w:rPr>
+            </w:pPr>
+            <w:r>
+              <w:rPr>
+                <w:rFonts w:ascii="Calibri" w:hAnsi="Calibri" w:eastAsia="Calibri" w:cs="Calibri"/>
+                <w:i w:val="false"/>
+                <w:b w:val="false"/>
+                <w:u w:val="none"/>
+                <w:strike w:val="false"/>
+                <w:sz w:val="19"/>
+                <w:szCs w:val="19"/>
+                <w:color w:val="000000"/>
+              </w:rPr>
+              <w:t xml:space="preserve">33.7</w:t>
+            </w:r>
+          </w:p>
+        </w:tc>
+        <w:tc>
+          <w:tcPr>
+            <w:tcBorders>
+              <w:bottom w:val="single" w:sz="4" w:space="0" w:color="2E6DA4"/>
+              <w:top w:val="single" w:sz="4" w:space="0" w:color="2E6DA4"/>
               <w:left w:val="none" w:sz="0" w:space="0" w:color="000000"/>
               <w:right w:val="none" w:sz="0" w:space="0" w:color="000000"/>
             </w:tcBorders>
@@ -1529,25 +2024,25 @@
               <w:spacing w:after="60" w:before="60" w:line="240"/>
               <w:ind w:left="80" w:right="80" w:firstLine="0" w:firstLineChars="0"/>
               <w:rPr>
-                <w:rFonts w:ascii="Times New Roman" w:hAnsi="Times New Roman" w:eastAsia="Times New Roman" w:cs="Times New Roman"/>
-                <w:i w:val="false"/>
-                <w:b w:val="false"/>
-                <w:u w:val="none"/>
-                <w:strike w:val="false"/>
-                <w:sz w:val="20"/>
-                <w:szCs w:val="20"/>
-                <w:color w:val="000000"/>
-              </w:rPr>
-            </w:pPr>
-            <w:r>
-              <w:rPr>
-                <w:rFonts w:ascii="Times New Roman" w:hAnsi="Times New Roman" w:eastAsia="Times New Roman" w:cs="Times New Roman"/>
-                <w:i w:val="false"/>
-                <w:b w:val="false"/>
-                <w:u w:val="none"/>
-                <w:strike w:val="false"/>
-                <w:sz w:val="20"/>
-                <w:szCs w:val="20"/>
+                <w:rFonts w:ascii="Calibri" w:hAnsi="Calibri" w:eastAsia="Calibri" w:cs="Calibri"/>
+                <w:i w:val="false"/>
+                <w:b w:val="false"/>
+                <w:u w:val="none"/>
+                <w:strike w:val="false"/>
+                <w:sz w:val="19"/>
+                <w:szCs w:val="19"/>
+                <w:color w:val="000000"/>
+              </w:rPr>
+            </w:pPr>
+            <w:r>
+              <w:rPr>
+                <w:rFonts w:ascii="Calibri" w:hAnsi="Calibri" w:eastAsia="Calibri" w:cs="Calibri"/>
+                <w:i w:val="false"/>
+                <w:b w:val="false"/>
+                <w:u w:val="none"/>
+                <w:strike w:val="false"/>
+                <w:sz w:val="19"/>
+                <w:szCs w:val="19"/>
                 <w:color w:val="000000"/>
               </w:rPr>
               <w:t xml:space="preserve">31.3</w:t>
@@ -1557,10 +2052,10 @@
         <w:tc>
           <w:tcPr>
             <w:tcBorders>
-              <w:bottom w:val="single" w:sz="2" w:space="0" w:color="DDDDDD"/>
-              <w:top w:val="single" w:sz="2" w:space="0" w:color="DDDDDD"/>
+              <w:bottom w:val="single" w:sz="4" w:space="0" w:color="2E6DA4"/>
+              <w:top w:val="single" w:sz="4" w:space="0" w:color="2E6DA4"/>
               <w:left w:val="none" w:sz="0" w:space="0" w:color="000000"/>
-              <w:right w:val="none" w:sz="0" w:space="0" w:color="000000"/>
+              <w:right w:val="single" w:sz="12" w:space="0" w:color="1A3A5C"/>
             </w:tcBorders>
             <w:shd w:val="clear" w:color="auto" w:fill="F9F9F9"/>
             <w:tcMar>
@@ -1584,28 +2079,28 @@
               <w:spacing w:after="60" w:before="60" w:line="240"/>
               <w:ind w:left="80" w:right="80" w:firstLine="0" w:firstLineChars="0"/>
               <w:rPr>
-                <w:rFonts w:ascii="Times New Roman" w:hAnsi="Times New Roman" w:eastAsia="Times New Roman" w:cs="Times New Roman"/>
-                <w:i w:val="false"/>
-                <w:b w:val="false"/>
-                <w:u w:val="none"/>
-                <w:strike w:val="false"/>
-                <w:sz w:val="20"/>
-                <w:szCs w:val="20"/>
-                <w:color w:val="000000"/>
-              </w:rPr>
-            </w:pPr>
-            <w:r>
-              <w:rPr>
-                <w:rFonts w:ascii="Times New Roman" w:hAnsi="Times New Roman" w:eastAsia="Times New Roman" w:cs="Times New Roman"/>
-                <w:i w:val="false"/>
-                <w:b w:val="false"/>
-                <w:u w:val="none"/>
-                <w:strike w:val="false"/>
-                <w:sz w:val="20"/>
-                <w:szCs w:val="20"/>
-                <w:color w:val="000000"/>
-              </w:rPr>
-              <w:t xml:space="preserve">33.7</w:t>
+                <w:rFonts w:ascii="Calibri" w:hAnsi="Calibri" w:eastAsia="Calibri" w:cs="Calibri"/>
+                <w:i w:val="false"/>
+                <w:b w:val="false"/>
+                <w:u w:val="none"/>
+                <w:strike w:val="false"/>
+                <w:sz w:val="19"/>
+                <w:szCs w:val="19"/>
+                <w:color w:val="000000"/>
+              </w:rPr>
+            </w:pPr>
+            <w:r>
+              <w:rPr>
+                <w:rFonts w:ascii="Calibri" w:hAnsi="Calibri" w:eastAsia="Calibri" w:cs="Calibri"/>
+                <w:i w:val="false"/>
+                <w:b w:val="false"/>
+                <w:u w:val="none"/>
+                <w:strike w:val="false"/>
+                <w:sz w:val="19"/>
+                <w:szCs w:val="19"/>
+                <w:color w:val="000000"/>
+              </w:rPr>
+              <w:t xml:space="preserve">0.620</w:t>
             </w:r>
           </w:p>
         </w:tc>
@@ -1617,8 +2112,63 @@
         <w:tc>
           <w:tcPr>
             <w:tcBorders>
-              <w:bottom w:val="single" w:sz="2" w:space="0" w:color="DDDDDD"/>
-              <w:top w:val="single" w:sz="2" w:space="0" w:color="DDDDDD"/>
+              <w:bottom w:val="single" w:sz="4" w:space="0" w:color="2E6DA4"/>
+              <w:top w:val="single" w:sz="4" w:space="0" w:color="2E6DA4"/>
+              <w:left w:val="single" w:sz="12" w:space="0" w:color="1A3A5C"/>
+              <w:right w:val="none" w:sz="0" w:space="0" w:color="000000"/>
+            </w:tcBorders>
+            <w:shd w:val="clear" w:color="auto" w:fill="FFFFFF"/>
+            <w:tcMar>
+              <w:top w:w="0" w:type="dxa"/>
+              <w:bottom w:w="0" w:type="dxa"/>
+              <w:left w:w="0" w:type="dxa"/>
+              <w:right w:w="0" w:type="dxa"/>
+            </w:tcMar>
+            <w:vAlign w:val="center"/>
+          </w:tcPr>
+          <w:p>
+            <w:pPr>
+              <w:pStyle w:val="Normal"/>
+              <w:jc w:val="left"/>
+              <w:pBdr>
+                <w:bottom w:val="none" w:sz="0" w:space="0" w:color="000000"/>
+                <w:top w:val="none" w:sz="0" w:space="0" w:color="000000"/>
+                <w:left w:val="none" w:sz="0" w:space="0" w:color="000000"/>
+                <w:right w:val="none" w:sz="0" w:space="0" w:color="000000"/>
+              </w:pBdr>
+              <w:spacing w:after="60" w:before="60" w:line="240"/>
+              <w:ind w:left="80" w:right="80" w:firstLine="0" w:firstLineChars="0"/>
+              <w:rPr>
+                <w:rFonts w:ascii="Calibri" w:hAnsi="Calibri" w:eastAsia="Calibri" w:cs="Calibri"/>
+                <w:i w:val="false"/>
+                <w:b w:val="false"/>
+                <w:u w:val="none"/>
+                <w:strike w:val="false"/>
+                <w:sz w:val="19"/>
+                <w:szCs w:val="19"/>
+                <w:color w:val="000000"/>
+              </w:rPr>
+            </w:pPr>
+            <w:r>
+              <w:rPr>
+                <w:rFonts w:ascii="Calibri" w:hAnsi="Calibri" w:eastAsia="Calibri" w:cs="Calibri"/>
+                <w:i w:val="false"/>
+                <w:b w:val="false"/>
+                <w:u w:val="none"/>
+                <w:strike w:val="false"/>
+                <w:sz w:val="19"/>
+                <w:szCs w:val="19"/>
+                <w:color w:val="000000"/>
+              </w:rPr>
+              <w:t xml:space="preserve">Smoking</w:t>
+            </w:r>
+          </w:p>
+        </w:tc>
+        <w:tc>
+          <w:tcPr>
+            <w:tcBorders>
+              <w:bottom w:val="single" w:sz="4" w:space="0" w:color="2E6DA4"/>
+              <w:top w:val="single" w:sz="4" w:space="0" w:color="2E6DA4"/>
               <w:left w:val="none" w:sz="0" w:space="0" w:color="000000"/>
               <w:right w:val="none" w:sz="0" w:space="0" w:color="000000"/>
             </w:tcBorders>
@@ -1634,46 +2184,46 @@
           <w:p>
             <w:pPr>
               <w:pStyle w:val="Normal"/>
-              <w:jc w:val="left"/>
-              <w:pBdr>
-                <w:bottom w:val="none" w:sz="0" w:space="0" w:color="000000"/>
-                <w:top w:val="none" w:sz="0" w:space="0" w:color="000000"/>
-                <w:left w:val="none" w:sz="0" w:space="0" w:color="000000"/>
-                <w:right w:val="none" w:sz="0" w:space="0" w:color="000000"/>
-              </w:pBdr>
-              <w:spacing w:after="60" w:before="60" w:line="240"/>
-              <w:ind w:left="80" w:right="80" w:firstLine="0" w:firstLineChars="0"/>
-              <w:rPr>
-                <w:rFonts w:ascii="Times New Roman" w:hAnsi="Times New Roman" w:eastAsia="Times New Roman" w:cs="Times New Roman"/>
-                <w:i w:val="false"/>
-                <w:b w:val="false"/>
-                <w:u w:val="none"/>
-                <w:strike w:val="false"/>
-                <w:sz w:val="20"/>
-                <w:szCs w:val="20"/>
-                <w:color w:val="000000"/>
-              </w:rPr>
-            </w:pPr>
-            <w:r>
-              <w:rPr>
-                <w:rFonts w:ascii="Times New Roman" w:hAnsi="Times New Roman" w:eastAsia="Times New Roman" w:cs="Times New Roman"/>
-                <w:i w:val="false"/>
-                <w:b w:val="false"/>
-                <w:u w:val="none"/>
-                <w:strike w:val="false"/>
-                <w:sz w:val="20"/>
-                <w:szCs w:val="20"/>
-                <w:color w:val="000000"/>
-              </w:rPr>
-              <w:t xml:space="preserve">Smoking</w:t>
-            </w:r>
-          </w:p>
-        </w:tc>
-        <w:tc>
-          <w:tcPr>
-            <w:tcBorders>
-              <w:bottom w:val="single" w:sz="2" w:space="0" w:color="DDDDDD"/>
-              <w:top w:val="single" w:sz="2" w:space="0" w:color="DDDDDD"/>
+              <w:jc w:val="center"/>
+              <w:pBdr>
+                <w:bottom w:val="none" w:sz="0" w:space="0" w:color="000000"/>
+                <w:top w:val="none" w:sz="0" w:space="0" w:color="000000"/>
+                <w:left w:val="none" w:sz="0" w:space="0" w:color="000000"/>
+                <w:right w:val="none" w:sz="0" w:space="0" w:color="000000"/>
+              </w:pBdr>
+              <w:spacing w:after="60" w:before="60" w:line="240"/>
+              <w:ind w:left="80" w:right="80" w:firstLine="0" w:firstLineChars="0"/>
+              <w:rPr>
+                <w:rFonts w:ascii="Calibri" w:hAnsi="Calibri" w:eastAsia="Calibri" w:cs="Calibri"/>
+                <w:i w:val="false"/>
+                <w:b w:val="false"/>
+                <w:u w:val="none"/>
+                <w:strike w:val="false"/>
+                <w:sz w:val="19"/>
+                <w:szCs w:val="19"/>
+                <w:color w:val="000000"/>
+              </w:rPr>
+            </w:pPr>
+            <w:r>
+              <w:rPr>
+                <w:rFonts w:ascii="Calibri" w:hAnsi="Calibri" w:eastAsia="Calibri" w:cs="Calibri"/>
+                <w:i w:val="false"/>
+                <w:b w:val="false"/>
+                <w:u w:val="none"/>
+                <w:strike w:val="false"/>
+                <w:sz w:val="19"/>
+                <w:szCs w:val="19"/>
+                <w:color w:val="000000"/>
+              </w:rPr>
+              <w:t xml:space="preserve">7.1</w:t>
+            </w:r>
+          </w:p>
+        </w:tc>
+        <w:tc>
+          <w:tcPr>
+            <w:tcBorders>
+              <w:bottom w:val="single" w:sz="4" w:space="0" w:color="2E6DA4"/>
+              <w:top w:val="single" w:sz="4" w:space="0" w:color="2E6DA4"/>
               <w:left w:val="none" w:sz="0" w:space="0" w:color="000000"/>
               <w:right w:val="none" w:sz="0" w:space="0" w:color="000000"/>
             </w:tcBorders>
@@ -1699,25 +2249,25 @@
               <w:spacing w:after="60" w:before="60" w:line="240"/>
               <w:ind w:left="80" w:right="80" w:firstLine="0" w:firstLineChars="0"/>
               <w:rPr>
-                <w:rFonts w:ascii="Times New Roman" w:hAnsi="Times New Roman" w:eastAsia="Times New Roman" w:cs="Times New Roman"/>
-                <w:i w:val="false"/>
-                <w:b w:val="false"/>
-                <w:u w:val="none"/>
-                <w:strike w:val="false"/>
-                <w:sz w:val="20"/>
-                <w:szCs w:val="20"/>
-                <w:color w:val="000000"/>
-              </w:rPr>
-            </w:pPr>
-            <w:r>
-              <w:rPr>
-                <w:rFonts w:ascii="Times New Roman" w:hAnsi="Times New Roman" w:eastAsia="Times New Roman" w:cs="Times New Roman"/>
-                <w:i w:val="false"/>
-                <w:b w:val="false"/>
-                <w:u w:val="none"/>
-                <w:strike w:val="false"/>
-                <w:sz w:val="20"/>
-                <w:szCs w:val="20"/>
+                <w:rFonts w:ascii="Calibri" w:hAnsi="Calibri" w:eastAsia="Calibri" w:cs="Calibri"/>
+                <w:i w:val="false"/>
+                <w:b w:val="false"/>
+                <w:u w:val="none"/>
+                <w:strike w:val="false"/>
+                <w:sz w:val="19"/>
+                <w:szCs w:val="19"/>
+                <w:color w:val="000000"/>
+              </w:rPr>
+            </w:pPr>
+            <w:r>
+              <w:rPr>
+                <w:rFonts w:ascii="Calibri" w:hAnsi="Calibri" w:eastAsia="Calibri" w:cs="Calibri"/>
+                <w:i w:val="false"/>
+                <w:b w:val="false"/>
+                <w:u w:val="none"/>
+                <w:strike w:val="false"/>
+                <w:sz w:val="19"/>
+                <w:szCs w:val="19"/>
                 <w:color w:val="000000"/>
               </w:rPr>
               <w:t xml:space="preserve">0.5</w:t>
@@ -1727,10 +2277,10 @@
         <w:tc>
           <w:tcPr>
             <w:tcBorders>
-              <w:bottom w:val="single" w:sz="2" w:space="0" w:color="DDDDDD"/>
-              <w:top w:val="single" w:sz="2" w:space="0" w:color="DDDDDD"/>
+              <w:bottom w:val="single" w:sz="4" w:space="0" w:color="2E6DA4"/>
+              <w:top w:val="single" w:sz="4" w:space="0" w:color="2E6DA4"/>
               <w:left w:val="none" w:sz="0" w:space="0" w:color="000000"/>
-              <w:right w:val="none" w:sz="0" w:space="0" w:color="000000"/>
+              <w:right w:val="single" w:sz="12" w:space="0" w:color="1A3A5C"/>
             </w:tcBorders>
             <w:shd w:val="clear" w:color="auto" w:fill="FFFFFF"/>
             <w:tcMar>
@@ -1754,28 +2304,28 @@
               <w:spacing w:after="60" w:before="60" w:line="240"/>
               <w:ind w:left="80" w:right="80" w:firstLine="0" w:firstLineChars="0"/>
               <w:rPr>
-                <w:rFonts w:ascii="Times New Roman" w:hAnsi="Times New Roman" w:eastAsia="Times New Roman" w:cs="Times New Roman"/>
-                <w:i w:val="false"/>
-                <w:b w:val="false"/>
-                <w:u w:val="none"/>
-                <w:strike w:val="false"/>
-                <w:sz w:val="20"/>
-                <w:szCs w:val="20"/>
-                <w:color w:val="000000"/>
-              </w:rPr>
-            </w:pPr>
-            <w:r>
-              <w:rPr>
-                <w:rFonts w:ascii="Times New Roman" w:hAnsi="Times New Roman" w:eastAsia="Times New Roman" w:cs="Times New Roman"/>
-                <w:i w:val="false"/>
-                <w:b w:val="false"/>
-                <w:u w:val="none"/>
-                <w:strike w:val="false"/>
-                <w:sz w:val="20"/>
-                <w:szCs w:val="20"/>
-                <w:color w:val="000000"/>
-              </w:rPr>
-              <w:t xml:space="preserve">7.1</w:t>
+                <w:rFonts w:ascii="Calibri" w:hAnsi="Calibri" w:eastAsia="Calibri" w:cs="Calibri"/>
+                <w:i w:val="false"/>
+                <w:b w:val="false"/>
+                <w:u w:val="none"/>
+                <w:strike w:val="false"/>
+                <w:sz w:val="19"/>
+                <w:szCs w:val="19"/>
+                <w:color w:val="000000"/>
+              </w:rPr>
+            </w:pPr>
+            <w:r>
+              <w:rPr>
+                <w:rFonts w:ascii="Calibri" w:hAnsi="Calibri" w:eastAsia="Calibri" w:cs="Calibri"/>
+                <w:i w:val="false"/>
+                <w:b w:val="false"/>
+                <w:u w:val="none"/>
+                <w:strike w:val="false"/>
+                <w:sz w:val="19"/>
+                <w:szCs w:val="19"/>
+                <w:color w:val="000000"/>
+              </w:rPr>
+              <w:t xml:space="preserve">&lt;0.001</w:t>
             </w:r>
           </w:p>
         </w:tc>
@@ -1787,8 +2337,63 @@
         <w:tc>
           <w:tcPr>
             <w:tcBorders>
-              <w:bottom w:val="single" w:sz="2" w:space="0" w:color="DDDDDD"/>
-              <w:top w:val="single" w:sz="2" w:space="0" w:color="DDDDDD"/>
+              <w:bottom w:val="single" w:sz="4" w:space="0" w:color="2E6DA4"/>
+              <w:top w:val="single" w:sz="4" w:space="0" w:color="2E6DA4"/>
+              <w:left w:val="single" w:sz="12" w:space="0" w:color="1A3A5C"/>
+              <w:right w:val="none" w:sz="0" w:space="0" w:color="000000"/>
+            </w:tcBorders>
+            <w:shd w:val="clear" w:color="auto" w:fill="F9F9F9"/>
+            <w:tcMar>
+              <w:top w:w="0" w:type="dxa"/>
+              <w:bottom w:w="0" w:type="dxa"/>
+              <w:left w:w="0" w:type="dxa"/>
+              <w:right w:w="0" w:type="dxa"/>
+            </w:tcMar>
+            <w:vAlign w:val="center"/>
+          </w:tcPr>
+          <w:p>
+            <w:pPr>
+              <w:pStyle w:val="Normal"/>
+              <w:jc w:val="left"/>
+              <w:pBdr>
+                <w:bottom w:val="none" w:sz="0" w:space="0" w:color="000000"/>
+                <w:top w:val="none" w:sz="0" w:space="0" w:color="000000"/>
+                <w:left w:val="none" w:sz="0" w:space="0" w:color="000000"/>
+                <w:right w:val="none" w:sz="0" w:space="0" w:color="000000"/>
+              </w:pBdr>
+              <w:spacing w:after="60" w:before="60" w:line="240"/>
+              <w:ind w:left="80" w:right="80" w:firstLine="0" w:firstLineChars="0"/>
+              <w:rPr>
+                <w:rFonts w:ascii="Calibri" w:hAnsi="Calibri" w:eastAsia="Calibri" w:cs="Calibri"/>
+                <w:i w:val="false"/>
+                <w:b w:val="false"/>
+                <w:u w:val="none"/>
+                <w:strike w:val="false"/>
+                <w:sz w:val="19"/>
+                <w:szCs w:val="19"/>
+                <w:color w:val="000000"/>
+              </w:rPr>
+            </w:pPr>
+            <w:r>
+              <w:rPr>
+                <w:rFonts w:ascii="Calibri" w:hAnsi="Calibri" w:eastAsia="Calibri" w:cs="Calibri"/>
+                <w:i w:val="false"/>
+                <w:b w:val="false"/>
+                <w:u w:val="none"/>
+                <w:strike w:val="false"/>
+                <w:sz w:val="19"/>
+                <w:szCs w:val="19"/>
+                <w:color w:val="000000"/>
+              </w:rPr>
+              <w:t xml:space="preserve">Hormonal treatment</w:t>
+            </w:r>
+          </w:p>
+        </w:tc>
+        <w:tc>
+          <w:tcPr>
+            <w:tcBorders>
+              <w:bottom w:val="single" w:sz="4" w:space="0" w:color="2E6DA4"/>
+              <w:top w:val="single" w:sz="4" w:space="0" w:color="2E6DA4"/>
               <w:left w:val="none" w:sz="0" w:space="0" w:color="000000"/>
               <w:right w:val="none" w:sz="0" w:space="0" w:color="000000"/>
             </w:tcBorders>
@@ -1804,46 +2409,46 @@
           <w:p>
             <w:pPr>
               <w:pStyle w:val="Normal"/>
-              <w:jc w:val="left"/>
-              <w:pBdr>
-                <w:bottom w:val="none" w:sz="0" w:space="0" w:color="000000"/>
-                <w:top w:val="none" w:sz="0" w:space="0" w:color="000000"/>
-                <w:left w:val="none" w:sz="0" w:space="0" w:color="000000"/>
-                <w:right w:val="none" w:sz="0" w:space="0" w:color="000000"/>
-              </w:pBdr>
-              <w:spacing w:after="60" w:before="60" w:line="240"/>
-              <w:ind w:left="80" w:right="80" w:firstLine="0" w:firstLineChars="0"/>
-              <w:rPr>
-                <w:rFonts w:ascii="Times New Roman" w:hAnsi="Times New Roman" w:eastAsia="Times New Roman" w:cs="Times New Roman"/>
-                <w:i w:val="false"/>
-                <w:b w:val="false"/>
-                <w:u w:val="none"/>
-                <w:strike w:val="false"/>
-                <w:sz w:val="20"/>
-                <w:szCs w:val="20"/>
-                <w:color w:val="000000"/>
-              </w:rPr>
-            </w:pPr>
-            <w:r>
-              <w:rPr>
-                <w:rFonts w:ascii="Times New Roman" w:hAnsi="Times New Roman" w:eastAsia="Times New Roman" w:cs="Times New Roman"/>
-                <w:i w:val="false"/>
-                <w:b w:val="false"/>
-                <w:u w:val="none"/>
-                <w:strike w:val="false"/>
-                <w:sz w:val="20"/>
-                <w:szCs w:val="20"/>
-                <w:color w:val="000000"/>
-              </w:rPr>
-              <w:t xml:space="preserve">Hormonal treatment</w:t>
-            </w:r>
-          </w:p>
-        </w:tc>
-        <w:tc>
-          <w:tcPr>
-            <w:tcBorders>
-              <w:bottom w:val="single" w:sz="2" w:space="0" w:color="DDDDDD"/>
-              <w:top w:val="single" w:sz="2" w:space="0" w:color="DDDDDD"/>
+              <w:jc w:val="center"/>
+              <w:pBdr>
+                <w:bottom w:val="none" w:sz="0" w:space="0" w:color="000000"/>
+                <w:top w:val="none" w:sz="0" w:space="0" w:color="000000"/>
+                <w:left w:val="none" w:sz="0" w:space="0" w:color="000000"/>
+                <w:right w:val="none" w:sz="0" w:space="0" w:color="000000"/>
+              </w:pBdr>
+              <w:spacing w:after="60" w:before="60" w:line="240"/>
+              <w:ind w:left="80" w:right="80" w:firstLine="0" w:firstLineChars="0"/>
+              <w:rPr>
+                <w:rFonts w:ascii="Calibri" w:hAnsi="Calibri" w:eastAsia="Calibri" w:cs="Calibri"/>
+                <w:i w:val="false"/>
+                <w:b w:val="false"/>
+                <w:u w:val="none"/>
+                <w:strike w:val="false"/>
+                <w:sz w:val="19"/>
+                <w:szCs w:val="19"/>
+                <w:color w:val="000000"/>
+              </w:rPr>
+            </w:pPr>
+            <w:r>
+              <w:rPr>
+                <w:rFonts w:ascii="Calibri" w:hAnsi="Calibri" w:eastAsia="Calibri" w:cs="Calibri"/>
+                <w:i w:val="false"/>
+                <w:b w:val="false"/>
+                <w:u w:val="none"/>
+                <w:strike w:val="false"/>
+                <w:sz w:val="19"/>
+                <w:szCs w:val="19"/>
+                <w:color w:val="000000"/>
+              </w:rPr>
+              <w:t xml:space="preserve">7.1</w:t>
+            </w:r>
+          </w:p>
+        </w:tc>
+        <w:tc>
+          <w:tcPr>
+            <w:tcBorders>
+              <w:bottom w:val="single" w:sz="4" w:space="0" w:color="2E6DA4"/>
+              <w:top w:val="single" w:sz="4" w:space="0" w:color="2E6DA4"/>
               <w:left w:val="none" w:sz="0" w:space="0" w:color="000000"/>
               <w:right w:val="none" w:sz="0" w:space="0" w:color="000000"/>
             </w:tcBorders>
@@ -1869,25 +2474,25 @@
               <w:spacing w:after="60" w:before="60" w:line="240"/>
               <w:ind w:left="80" w:right="80" w:firstLine="0" w:firstLineChars="0"/>
               <w:rPr>
-                <w:rFonts w:ascii="Times New Roman" w:hAnsi="Times New Roman" w:eastAsia="Times New Roman" w:cs="Times New Roman"/>
-                <w:i w:val="false"/>
-                <w:b w:val="false"/>
-                <w:u w:val="none"/>
-                <w:strike w:val="false"/>
-                <w:sz w:val="20"/>
-                <w:szCs w:val="20"/>
-                <w:color w:val="000000"/>
-              </w:rPr>
-            </w:pPr>
-            <w:r>
-              <w:rPr>
-                <w:rFonts w:ascii="Times New Roman" w:hAnsi="Times New Roman" w:eastAsia="Times New Roman" w:cs="Times New Roman"/>
-                <w:i w:val="false"/>
-                <w:b w:val="false"/>
-                <w:u w:val="none"/>
-                <w:strike w:val="false"/>
-                <w:sz w:val="20"/>
-                <w:szCs w:val="20"/>
+                <w:rFonts w:ascii="Calibri" w:hAnsi="Calibri" w:eastAsia="Calibri" w:cs="Calibri"/>
+                <w:i w:val="false"/>
+                <w:b w:val="false"/>
+                <w:u w:val="none"/>
+                <w:strike w:val="false"/>
+                <w:sz w:val="19"/>
+                <w:szCs w:val="19"/>
+                <w:color w:val="000000"/>
+              </w:rPr>
+            </w:pPr>
+            <w:r>
+              <w:rPr>
+                <w:rFonts w:ascii="Calibri" w:hAnsi="Calibri" w:eastAsia="Calibri" w:cs="Calibri"/>
+                <w:i w:val="false"/>
+                <w:b w:val="false"/>
+                <w:u w:val="none"/>
+                <w:strike w:val="false"/>
+                <w:sz w:val="19"/>
+                <w:szCs w:val="19"/>
                 <w:color w:val="000000"/>
               </w:rPr>
               <w:t xml:space="preserve">0.0</w:t>
@@ -1897,10 +2502,10 @@
         <w:tc>
           <w:tcPr>
             <w:tcBorders>
-              <w:bottom w:val="single" w:sz="2" w:space="0" w:color="DDDDDD"/>
-              <w:top w:val="single" w:sz="2" w:space="0" w:color="DDDDDD"/>
+              <w:bottom w:val="single" w:sz="4" w:space="0" w:color="2E6DA4"/>
+              <w:top w:val="single" w:sz="4" w:space="0" w:color="2E6DA4"/>
               <w:left w:val="none" w:sz="0" w:space="0" w:color="000000"/>
-              <w:right w:val="none" w:sz="0" w:space="0" w:color="000000"/>
+              <w:right w:val="single" w:sz="12" w:space="0" w:color="1A3A5C"/>
             </w:tcBorders>
             <w:shd w:val="clear" w:color="auto" w:fill="F9F9F9"/>
             <w:tcMar>
@@ -1924,28 +2529,28 @@
               <w:spacing w:after="60" w:before="60" w:line="240"/>
               <w:ind w:left="80" w:right="80" w:firstLine="0" w:firstLineChars="0"/>
               <w:rPr>
-                <w:rFonts w:ascii="Times New Roman" w:hAnsi="Times New Roman" w:eastAsia="Times New Roman" w:cs="Times New Roman"/>
-                <w:i w:val="false"/>
-                <w:b w:val="false"/>
-                <w:u w:val="none"/>
-                <w:strike w:val="false"/>
-                <w:sz w:val="20"/>
-                <w:szCs w:val="20"/>
-                <w:color w:val="000000"/>
-              </w:rPr>
-            </w:pPr>
-            <w:r>
-              <w:rPr>
-                <w:rFonts w:ascii="Times New Roman" w:hAnsi="Times New Roman" w:eastAsia="Times New Roman" w:cs="Times New Roman"/>
-                <w:i w:val="false"/>
-                <w:b w:val="false"/>
-                <w:u w:val="none"/>
-                <w:strike w:val="false"/>
-                <w:sz w:val="20"/>
-                <w:szCs w:val="20"/>
-                <w:color w:val="000000"/>
-              </w:rPr>
-              <w:t xml:space="preserve">7.1</w:t>
+                <w:rFonts w:ascii="Calibri" w:hAnsi="Calibri" w:eastAsia="Calibri" w:cs="Calibri"/>
+                <w:i w:val="false"/>
+                <w:b w:val="false"/>
+                <w:u w:val="none"/>
+                <w:strike w:val="false"/>
+                <w:sz w:val="19"/>
+                <w:szCs w:val="19"/>
+                <w:color w:val="000000"/>
+              </w:rPr>
+            </w:pPr>
+            <w:r>
+              <w:rPr>
+                <w:rFonts w:ascii="Calibri" w:hAnsi="Calibri" w:eastAsia="Calibri" w:cs="Calibri"/>
+                <w:i w:val="false"/>
+                <w:b w:val="false"/>
+                <w:u w:val="none"/>
+                <w:strike w:val="false"/>
+                <w:sz w:val="19"/>
+                <w:szCs w:val="19"/>
+                <w:color w:val="000000"/>
+              </w:rPr>
+              <w:t xml:space="preserve">&lt;0.001</w:t>
             </w:r>
           </w:p>
         </w:tc>
@@ -1957,8 +2562,63 @@
         <w:tc>
           <w:tcPr>
             <w:tcBorders>
-              <w:bottom w:val="single" w:sz="2" w:space="0" w:color="DDDDDD"/>
-              <w:top w:val="single" w:sz="2" w:space="0" w:color="DDDDDD"/>
+              <w:bottom w:val="single" w:sz="4" w:space="0" w:color="2E6DA4"/>
+              <w:top w:val="single" w:sz="4" w:space="0" w:color="2E6DA4"/>
+              <w:left w:val="single" w:sz="12" w:space="0" w:color="1A3A5C"/>
+              <w:right w:val="none" w:sz="0" w:space="0" w:color="000000"/>
+            </w:tcBorders>
+            <w:shd w:val="clear" w:color="auto" w:fill="FFFFFF"/>
+            <w:tcMar>
+              <w:top w:w="0" w:type="dxa"/>
+              <w:bottom w:w="0" w:type="dxa"/>
+              <w:left w:w="0" w:type="dxa"/>
+              <w:right w:w="0" w:type="dxa"/>
+            </w:tcMar>
+            <w:vAlign w:val="center"/>
+          </w:tcPr>
+          <w:p>
+            <w:pPr>
+              <w:pStyle w:val="Normal"/>
+              <w:jc w:val="left"/>
+              <w:pBdr>
+                <w:bottom w:val="none" w:sz="0" w:space="0" w:color="000000"/>
+                <w:top w:val="none" w:sz="0" w:space="0" w:color="000000"/>
+                <w:left w:val="none" w:sz="0" w:space="0" w:color="000000"/>
+                <w:right w:val="none" w:sz="0" w:space="0" w:color="000000"/>
+              </w:pBdr>
+              <w:spacing w:after="60" w:before="60" w:line="240"/>
+              <w:ind w:left="80" w:right="80" w:firstLine="0" w:firstLineChars="0"/>
+              <w:rPr>
+                <w:rFonts w:ascii="Calibri" w:hAnsi="Calibri" w:eastAsia="Calibri" w:cs="Calibri"/>
+                <w:i w:val="false"/>
+                <w:b w:val="false"/>
+                <w:u w:val="none"/>
+                <w:strike w:val="false"/>
+                <w:sz w:val="19"/>
+                <w:szCs w:val="19"/>
+                <w:color w:val="000000"/>
+              </w:rPr>
+            </w:pPr>
+            <w:r>
+              <w:rPr>
+                <w:rFonts w:ascii="Calibri" w:hAnsi="Calibri" w:eastAsia="Calibri" w:cs="Calibri"/>
+                <w:i w:val="false"/>
+                <w:b w:val="false"/>
+                <w:u w:val="none"/>
+                <w:strike w:val="false"/>
+                <w:sz w:val="19"/>
+                <w:szCs w:val="19"/>
+                <w:color w:val="000000"/>
+              </w:rPr>
+              <w:t xml:space="preserve">Medication use</w:t>
+            </w:r>
+          </w:p>
+        </w:tc>
+        <w:tc>
+          <w:tcPr>
+            <w:tcBorders>
+              <w:bottom w:val="single" w:sz="4" w:space="0" w:color="2E6DA4"/>
+              <w:top w:val="single" w:sz="4" w:space="0" w:color="2E6DA4"/>
               <w:left w:val="none" w:sz="0" w:space="0" w:color="000000"/>
               <w:right w:val="none" w:sz="0" w:space="0" w:color="000000"/>
             </w:tcBorders>
@@ -1974,46 +2634,46 @@
           <w:p>
             <w:pPr>
               <w:pStyle w:val="Normal"/>
-              <w:jc w:val="left"/>
-              <w:pBdr>
-                <w:bottom w:val="none" w:sz="0" w:space="0" w:color="000000"/>
-                <w:top w:val="none" w:sz="0" w:space="0" w:color="000000"/>
-                <w:left w:val="none" w:sz="0" w:space="0" w:color="000000"/>
-                <w:right w:val="none" w:sz="0" w:space="0" w:color="000000"/>
-              </w:pBdr>
-              <w:spacing w:after="60" w:before="60" w:line="240"/>
-              <w:ind w:left="80" w:right="80" w:firstLine="0" w:firstLineChars="0"/>
-              <w:rPr>
-                <w:rFonts w:ascii="Times New Roman" w:hAnsi="Times New Roman" w:eastAsia="Times New Roman" w:cs="Times New Roman"/>
-                <w:i w:val="false"/>
-                <w:b w:val="false"/>
-                <w:u w:val="none"/>
-                <w:strike w:val="false"/>
-                <w:sz w:val="20"/>
-                <w:szCs w:val="20"/>
-                <w:color w:val="000000"/>
-              </w:rPr>
-            </w:pPr>
-            <w:r>
-              <w:rPr>
-                <w:rFonts w:ascii="Times New Roman" w:hAnsi="Times New Roman" w:eastAsia="Times New Roman" w:cs="Times New Roman"/>
-                <w:i w:val="false"/>
-                <w:b w:val="false"/>
-                <w:u w:val="none"/>
-                <w:strike w:val="false"/>
-                <w:sz w:val="20"/>
-                <w:szCs w:val="20"/>
-                <w:color w:val="000000"/>
-              </w:rPr>
-              <w:t xml:space="preserve">Medication use</w:t>
-            </w:r>
-          </w:p>
-        </w:tc>
-        <w:tc>
-          <w:tcPr>
-            <w:tcBorders>
-              <w:bottom w:val="single" w:sz="2" w:space="0" w:color="DDDDDD"/>
-              <w:top w:val="single" w:sz="2" w:space="0" w:color="DDDDDD"/>
+              <w:jc w:val="center"/>
+              <w:pBdr>
+                <w:bottom w:val="none" w:sz="0" w:space="0" w:color="000000"/>
+                <w:top w:val="none" w:sz="0" w:space="0" w:color="000000"/>
+                <w:left w:val="none" w:sz="0" w:space="0" w:color="000000"/>
+                <w:right w:val="none" w:sz="0" w:space="0" w:color="000000"/>
+              </w:pBdr>
+              <w:spacing w:after="60" w:before="60" w:line="240"/>
+              <w:ind w:left="80" w:right="80" w:firstLine="0" w:firstLineChars="0"/>
+              <w:rPr>
+                <w:rFonts w:ascii="Calibri" w:hAnsi="Calibri" w:eastAsia="Calibri" w:cs="Calibri"/>
+                <w:i w:val="false"/>
+                <w:b w:val="false"/>
+                <w:u w:val="none"/>
+                <w:strike w:val="false"/>
+                <w:sz w:val="19"/>
+                <w:szCs w:val="19"/>
+                <w:color w:val="000000"/>
+              </w:rPr>
+            </w:pPr>
+            <w:r>
+              <w:rPr>
+                <w:rFonts w:ascii="Calibri" w:hAnsi="Calibri" w:eastAsia="Calibri" w:cs="Calibri"/>
+                <w:i w:val="false"/>
+                <w:b w:val="false"/>
+                <w:u w:val="none"/>
+                <w:strike w:val="false"/>
+                <w:sz w:val="19"/>
+                <w:szCs w:val="19"/>
+                <w:color w:val="000000"/>
+              </w:rPr>
+              <w:t xml:space="preserve">6.6</w:t>
+            </w:r>
+          </w:p>
+        </w:tc>
+        <w:tc>
+          <w:tcPr>
+            <w:tcBorders>
+              <w:bottom w:val="single" w:sz="4" w:space="0" w:color="2E6DA4"/>
+              <w:top w:val="single" w:sz="4" w:space="0" w:color="2E6DA4"/>
               <w:left w:val="none" w:sz="0" w:space="0" w:color="000000"/>
               <w:right w:val="none" w:sz="0" w:space="0" w:color="000000"/>
             </w:tcBorders>
@@ -2039,25 +2699,25 @@
               <w:spacing w:after="60" w:before="60" w:line="240"/>
               <w:ind w:left="80" w:right="80" w:firstLine="0" w:firstLineChars="0"/>
               <w:rPr>
-                <w:rFonts w:ascii="Times New Roman" w:hAnsi="Times New Roman" w:eastAsia="Times New Roman" w:cs="Times New Roman"/>
-                <w:i w:val="false"/>
-                <w:b w:val="false"/>
-                <w:u w:val="none"/>
-                <w:strike w:val="false"/>
-                <w:sz w:val="20"/>
-                <w:szCs w:val="20"/>
-                <w:color w:val="000000"/>
-              </w:rPr>
-            </w:pPr>
-            <w:r>
-              <w:rPr>
-                <w:rFonts w:ascii="Times New Roman" w:hAnsi="Times New Roman" w:eastAsia="Times New Roman" w:cs="Times New Roman"/>
-                <w:i w:val="false"/>
-                <w:b w:val="false"/>
-                <w:u w:val="none"/>
-                <w:strike w:val="false"/>
-                <w:sz w:val="20"/>
-                <w:szCs w:val="20"/>
+                <w:rFonts w:ascii="Calibri" w:hAnsi="Calibri" w:eastAsia="Calibri" w:cs="Calibri"/>
+                <w:i w:val="false"/>
+                <w:b w:val="false"/>
+                <w:u w:val="none"/>
+                <w:strike w:val="false"/>
+                <w:sz w:val="19"/>
+                <w:szCs w:val="19"/>
+                <w:color w:val="000000"/>
+              </w:rPr>
+            </w:pPr>
+            <w:r>
+              <w:rPr>
+                <w:rFonts w:ascii="Calibri" w:hAnsi="Calibri" w:eastAsia="Calibri" w:cs="Calibri"/>
+                <w:i w:val="false"/>
+                <w:b w:val="false"/>
+                <w:u w:val="none"/>
+                <w:strike w:val="false"/>
+                <w:sz w:val="19"/>
+                <w:szCs w:val="19"/>
                 <w:color w:val="000000"/>
               </w:rPr>
               <w:t xml:space="preserve">0.0</w:t>
@@ -2067,10 +2727,10 @@
         <w:tc>
           <w:tcPr>
             <w:tcBorders>
-              <w:bottom w:val="single" w:sz="2" w:space="0" w:color="DDDDDD"/>
-              <w:top w:val="single" w:sz="2" w:space="0" w:color="DDDDDD"/>
+              <w:bottom w:val="single" w:sz="4" w:space="0" w:color="2E6DA4"/>
+              <w:top w:val="single" w:sz="4" w:space="0" w:color="2E6DA4"/>
               <w:left w:val="none" w:sz="0" w:space="0" w:color="000000"/>
-              <w:right w:val="none" w:sz="0" w:space="0" w:color="000000"/>
+              <w:right w:val="single" w:sz="12" w:space="0" w:color="1A3A5C"/>
             </w:tcBorders>
             <w:shd w:val="clear" w:color="auto" w:fill="FFFFFF"/>
             <w:tcMar>
@@ -2094,28 +2754,28 @@
               <w:spacing w:after="60" w:before="60" w:line="240"/>
               <w:ind w:left="80" w:right="80" w:firstLine="0" w:firstLineChars="0"/>
               <w:rPr>
-                <w:rFonts w:ascii="Times New Roman" w:hAnsi="Times New Roman" w:eastAsia="Times New Roman" w:cs="Times New Roman"/>
-                <w:i w:val="false"/>
-                <w:b w:val="false"/>
-                <w:u w:val="none"/>
-                <w:strike w:val="false"/>
-                <w:sz w:val="20"/>
-                <w:szCs w:val="20"/>
-                <w:color w:val="000000"/>
-              </w:rPr>
-            </w:pPr>
-            <w:r>
-              <w:rPr>
-                <w:rFonts w:ascii="Times New Roman" w:hAnsi="Times New Roman" w:eastAsia="Times New Roman" w:cs="Times New Roman"/>
-                <w:i w:val="false"/>
-                <w:b w:val="false"/>
-                <w:u w:val="none"/>
-                <w:strike w:val="false"/>
-                <w:sz w:val="20"/>
-                <w:szCs w:val="20"/>
-                <w:color w:val="000000"/>
-              </w:rPr>
-              <w:t xml:space="preserve">6.6</w:t>
+                <w:rFonts w:ascii="Calibri" w:hAnsi="Calibri" w:eastAsia="Calibri" w:cs="Calibri"/>
+                <w:i w:val="false"/>
+                <w:b w:val="false"/>
+                <w:u w:val="none"/>
+                <w:strike w:val="false"/>
+                <w:sz w:val="19"/>
+                <w:szCs w:val="19"/>
+                <w:color w:val="000000"/>
+              </w:rPr>
+            </w:pPr>
+            <w:r>
+              <w:rPr>
+                <w:rFonts w:ascii="Calibri" w:hAnsi="Calibri" w:eastAsia="Calibri" w:cs="Calibri"/>
+                <w:i w:val="false"/>
+                <w:b w:val="false"/>
+                <w:u w:val="none"/>
+                <w:strike w:val="false"/>
+                <w:sz w:val="19"/>
+                <w:szCs w:val="19"/>
+                <w:color w:val="000000"/>
+              </w:rPr>
+              <w:t xml:space="preserve">&lt;0.001</w:t>
             </w:r>
           </w:p>
         </w:tc>
@@ -2127,8 +2787,63 @@
         <w:tc>
           <w:tcPr>
             <w:tcBorders>
-              <w:bottom w:val="single" w:sz="2" w:space="0" w:color="DDDDDD"/>
-              <w:top w:val="single" w:sz="2" w:space="0" w:color="DDDDDD"/>
+              <w:bottom w:val="single" w:sz="4" w:space="0" w:color="2E6DA4"/>
+              <w:top w:val="single" w:sz="4" w:space="0" w:color="2E6DA4"/>
+              <w:left w:val="single" w:sz="12" w:space="0" w:color="1A3A5C"/>
+              <w:right w:val="none" w:sz="0" w:space="0" w:color="000000"/>
+            </w:tcBorders>
+            <w:shd w:val="clear" w:color="auto" w:fill="F9F9F9"/>
+            <w:tcMar>
+              <w:top w:w="0" w:type="dxa"/>
+              <w:bottom w:w="0" w:type="dxa"/>
+              <w:left w:w="0" w:type="dxa"/>
+              <w:right w:w="0" w:type="dxa"/>
+            </w:tcMar>
+            <w:vAlign w:val="center"/>
+          </w:tcPr>
+          <w:p>
+            <w:pPr>
+              <w:pStyle w:val="Normal"/>
+              <w:jc w:val="left"/>
+              <w:pBdr>
+                <w:bottom w:val="none" w:sz="0" w:space="0" w:color="000000"/>
+                <w:top w:val="none" w:sz="0" w:space="0" w:color="000000"/>
+                <w:left w:val="none" w:sz="0" w:space="0" w:color="000000"/>
+                <w:right w:val="none" w:sz="0" w:space="0" w:color="000000"/>
+              </w:pBdr>
+              <w:spacing w:after="60" w:before="60" w:line="240"/>
+              <w:ind w:left="80" w:right="80" w:firstLine="0" w:firstLineChars="0"/>
+              <w:rPr>
+                <w:rFonts w:ascii="Calibri" w:hAnsi="Calibri" w:eastAsia="Calibri" w:cs="Calibri"/>
+                <w:i w:val="false"/>
+                <w:b w:val="false"/>
+                <w:u w:val="none"/>
+                <w:strike w:val="false"/>
+                <w:sz w:val="19"/>
+                <w:szCs w:val="19"/>
+                <w:color w:val="000000"/>
+              </w:rPr>
+            </w:pPr>
+            <w:r>
+              <w:rPr>
+                <w:rFonts w:ascii="Calibri" w:hAnsi="Calibri" w:eastAsia="Calibri" w:cs="Calibri"/>
+                <w:i w:val="false"/>
+                <w:b w:val="false"/>
+                <w:u w:val="none"/>
+                <w:strike w:val="false"/>
+                <w:sz w:val="19"/>
+                <w:szCs w:val="19"/>
+                <w:color w:val="000000"/>
+              </w:rPr>
+              <w:t xml:space="preserve">Chronic pain</w:t>
+            </w:r>
+          </w:p>
+        </w:tc>
+        <w:tc>
+          <w:tcPr>
+            <w:tcBorders>
+              <w:bottom w:val="single" w:sz="4" w:space="0" w:color="2E6DA4"/>
+              <w:top w:val="single" w:sz="4" w:space="0" w:color="2E6DA4"/>
               <w:left w:val="none" w:sz="0" w:space="0" w:color="000000"/>
               <w:right w:val="none" w:sz="0" w:space="0" w:color="000000"/>
             </w:tcBorders>
@@ -2144,46 +2859,46 @@
           <w:p>
             <w:pPr>
               <w:pStyle w:val="Normal"/>
-              <w:jc w:val="left"/>
-              <w:pBdr>
-                <w:bottom w:val="none" w:sz="0" w:space="0" w:color="000000"/>
-                <w:top w:val="none" w:sz="0" w:space="0" w:color="000000"/>
-                <w:left w:val="none" w:sz="0" w:space="0" w:color="000000"/>
-                <w:right w:val="none" w:sz="0" w:space="0" w:color="000000"/>
-              </w:pBdr>
-              <w:spacing w:after="60" w:before="60" w:line="240"/>
-              <w:ind w:left="80" w:right="80" w:firstLine="0" w:firstLineChars="0"/>
-              <w:rPr>
-                <w:rFonts w:ascii="Times New Roman" w:hAnsi="Times New Roman" w:eastAsia="Times New Roman" w:cs="Times New Roman"/>
-                <w:i w:val="false"/>
-                <w:b w:val="false"/>
-                <w:u w:val="none"/>
-                <w:strike w:val="false"/>
-                <w:sz w:val="20"/>
-                <w:szCs w:val="20"/>
-                <w:color w:val="000000"/>
-              </w:rPr>
-            </w:pPr>
-            <w:r>
-              <w:rPr>
-                <w:rFonts w:ascii="Times New Roman" w:hAnsi="Times New Roman" w:eastAsia="Times New Roman" w:cs="Times New Roman"/>
-                <w:i w:val="false"/>
-                <w:b w:val="false"/>
-                <w:u w:val="none"/>
-                <w:strike w:val="false"/>
-                <w:sz w:val="20"/>
-                <w:szCs w:val="20"/>
-                <w:color w:val="000000"/>
-              </w:rPr>
-              <w:t xml:space="preserve">Chronic pain</w:t>
-            </w:r>
-          </w:p>
-        </w:tc>
-        <w:tc>
-          <w:tcPr>
-            <w:tcBorders>
-              <w:bottom w:val="single" w:sz="2" w:space="0" w:color="DDDDDD"/>
-              <w:top w:val="single" w:sz="2" w:space="0" w:color="DDDDDD"/>
+              <w:jc w:val="center"/>
+              <w:pBdr>
+                <w:bottom w:val="none" w:sz="0" w:space="0" w:color="000000"/>
+                <w:top w:val="none" w:sz="0" w:space="0" w:color="000000"/>
+                <w:left w:val="none" w:sz="0" w:space="0" w:color="000000"/>
+                <w:right w:val="none" w:sz="0" w:space="0" w:color="000000"/>
+              </w:pBdr>
+              <w:spacing w:after="60" w:before="60" w:line="240"/>
+              <w:ind w:left="80" w:right="80" w:firstLine="0" w:firstLineChars="0"/>
+              <w:rPr>
+                <w:rFonts w:ascii="Calibri" w:hAnsi="Calibri" w:eastAsia="Calibri" w:cs="Calibri"/>
+                <w:i w:val="false"/>
+                <w:b w:val="false"/>
+                <w:u w:val="none"/>
+                <w:strike w:val="false"/>
+                <w:sz w:val="19"/>
+                <w:szCs w:val="19"/>
+                <w:color w:val="000000"/>
+              </w:rPr>
+            </w:pPr>
+            <w:r>
+              <w:rPr>
+                <w:rFonts w:ascii="Calibri" w:hAnsi="Calibri" w:eastAsia="Calibri" w:cs="Calibri"/>
+                <w:i w:val="false"/>
+                <w:b w:val="false"/>
+                <w:u w:val="none"/>
+                <w:strike w:val="false"/>
+                <w:sz w:val="19"/>
+                <w:szCs w:val="19"/>
+                <w:color w:val="000000"/>
+              </w:rPr>
+              <w:t xml:space="preserve">0.0</w:t>
+            </w:r>
+          </w:p>
+        </w:tc>
+        <w:tc>
+          <w:tcPr>
+            <w:tcBorders>
+              <w:bottom w:val="single" w:sz="4" w:space="0" w:color="2E6DA4"/>
+              <w:top w:val="single" w:sz="4" w:space="0" w:color="2E6DA4"/>
               <w:left w:val="none" w:sz="0" w:space="0" w:color="000000"/>
               <w:right w:val="none" w:sz="0" w:space="0" w:color="000000"/>
             </w:tcBorders>
@@ -2209,25 +2924,25 @@
               <w:spacing w:after="60" w:before="60" w:line="240"/>
               <w:ind w:left="80" w:right="80" w:firstLine="0" w:firstLineChars="0"/>
               <w:rPr>
-                <w:rFonts w:ascii="Times New Roman" w:hAnsi="Times New Roman" w:eastAsia="Times New Roman" w:cs="Times New Roman"/>
-                <w:i w:val="false"/>
-                <w:b w:val="false"/>
-                <w:u w:val="none"/>
-                <w:strike w:val="false"/>
-                <w:sz w:val="20"/>
-                <w:szCs w:val="20"/>
-                <w:color w:val="000000"/>
-              </w:rPr>
-            </w:pPr>
-            <w:r>
-              <w:rPr>
-                <w:rFonts w:ascii="Times New Roman" w:hAnsi="Times New Roman" w:eastAsia="Times New Roman" w:cs="Times New Roman"/>
-                <w:i w:val="false"/>
-                <w:b w:val="false"/>
-                <w:u w:val="none"/>
-                <w:strike w:val="false"/>
-                <w:sz w:val="20"/>
-                <w:szCs w:val="20"/>
+                <w:rFonts w:ascii="Calibri" w:hAnsi="Calibri" w:eastAsia="Calibri" w:cs="Calibri"/>
+                <w:i w:val="false"/>
+                <w:b w:val="false"/>
+                <w:u w:val="none"/>
+                <w:strike w:val="false"/>
+                <w:sz w:val="19"/>
+                <w:szCs w:val="19"/>
+                <w:color w:val="000000"/>
+              </w:rPr>
+            </w:pPr>
+            <w:r>
+              <w:rPr>
+                <w:rFonts w:ascii="Calibri" w:hAnsi="Calibri" w:eastAsia="Calibri" w:cs="Calibri"/>
+                <w:i w:val="false"/>
+                <w:b w:val="false"/>
+                <w:u w:val="none"/>
+                <w:strike w:val="false"/>
+                <w:sz w:val="19"/>
+                <w:szCs w:val="19"/>
                 <w:color w:val="000000"/>
               </w:rPr>
               <w:t xml:space="preserve">0.0</w:t>
@@ -2237,10 +2952,10 @@
         <w:tc>
           <w:tcPr>
             <w:tcBorders>
-              <w:bottom w:val="single" w:sz="2" w:space="0" w:color="DDDDDD"/>
-              <w:top w:val="single" w:sz="2" w:space="0" w:color="DDDDDD"/>
+              <w:bottom w:val="single" w:sz="4" w:space="0" w:color="2E6DA4"/>
+              <w:top w:val="single" w:sz="4" w:space="0" w:color="2E6DA4"/>
               <w:left w:val="none" w:sz="0" w:space="0" w:color="000000"/>
-              <w:right w:val="none" w:sz="0" w:space="0" w:color="000000"/>
+              <w:right w:val="single" w:sz="12" w:space="0" w:color="1A3A5C"/>
             </w:tcBorders>
             <w:shd w:val="clear" w:color="auto" w:fill="F9F9F9"/>
             <w:tcMar>
@@ -2264,28 +2979,28 @@
               <w:spacing w:after="60" w:before="60" w:line="240"/>
               <w:ind w:left="80" w:right="80" w:firstLine="0" w:firstLineChars="0"/>
               <w:rPr>
-                <w:rFonts w:ascii="Times New Roman" w:hAnsi="Times New Roman" w:eastAsia="Times New Roman" w:cs="Times New Roman"/>
-                <w:i w:val="false"/>
-                <w:b w:val="false"/>
-                <w:u w:val="none"/>
-                <w:strike w:val="false"/>
-                <w:sz w:val="20"/>
-                <w:szCs w:val="20"/>
-                <w:color w:val="000000"/>
-              </w:rPr>
-            </w:pPr>
-            <w:r>
-              <w:rPr>
-                <w:rFonts w:ascii="Times New Roman" w:hAnsi="Times New Roman" w:eastAsia="Times New Roman" w:cs="Times New Roman"/>
-                <w:i w:val="false"/>
-                <w:b w:val="false"/>
-                <w:u w:val="none"/>
-                <w:strike w:val="false"/>
-                <w:sz w:val="20"/>
-                <w:szCs w:val="20"/>
-                <w:color w:val="000000"/>
-              </w:rPr>
-              <w:t xml:space="preserve">0.0</w:t>
+                <w:rFonts w:ascii="Calibri" w:hAnsi="Calibri" w:eastAsia="Calibri" w:cs="Calibri"/>
+                <w:i w:val="false"/>
+                <w:b w:val="false"/>
+                <w:u w:val="none"/>
+                <w:strike w:val="false"/>
+                <w:sz w:val="19"/>
+                <w:szCs w:val="19"/>
+                <w:color w:val="000000"/>
+              </w:rPr>
+            </w:pPr>
+            <w:r>
+              <w:rPr>
+                <w:rFonts w:ascii="Calibri" w:hAnsi="Calibri" w:eastAsia="Calibri" w:cs="Calibri"/>
+                <w:i w:val="false"/>
+                <w:b w:val="false"/>
+                <w:u w:val="none"/>
+                <w:strike w:val="false"/>
+                <w:sz w:val="19"/>
+                <w:szCs w:val="19"/>
+                <w:color w:val="000000"/>
+              </w:rPr>
+              <w:t xml:space="preserve">—</w:t>
             </w:r>
           </w:p>
         </w:tc>
@@ -2297,8 +3012,63 @@
         <w:tc>
           <w:tcPr>
             <w:tcBorders>
-              <w:bottom w:val="single" w:sz="2" w:space="0" w:color="DDDDDD"/>
-              <w:top w:val="single" w:sz="2" w:space="0" w:color="DDDDDD"/>
+              <w:bottom w:val="single" w:sz="4" w:space="0" w:color="2E6DA4"/>
+              <w:top w:val="single" w:sz="4" w:space="0" w:color="2E6DA4"/>
+              <w:left w:val="single" w:sz="12" w:space="0" w:color="1A3A5C"/>
+              <w:right w:val="none" w:sz="0" w:space="0" w:color="000000"/>
+            </w:tcBorders>
+            <w:shd w:val="clear" w:color="auto" w:fill="FFFFFF"/>
+            <w:tcMar>
+              <w:top w:w="0" w:type="dxa"/>
+              <w:bottom w:w="0" w:type="dxa"/>
+              <w:left w:w="0" w:type="dxa"/>
+              <w:right w:w="0" w:type="dxa"/>
+            </w:tcMar>
+            <w:vAlign w:val="center"/>
+          </w:tcPr>
+          <w:p>
+            <w:pPr>
+              <w:pStyle w:val="Normal"/>
+              <w:jc w:val="left"/>
+              <w:pBdr>
+                <w:bottom w:val="none" w:sz="0" w:space="0" w:color="000000"/>
+                <w:top w:val="none" w:sz="0" w:space="0" w:color="000000"/>
+                <w:left w:val="none" w:sz="0" w:space="0" w:color="000000"/>
+                <w:right w:val="none" w:sz="0" w:space="0" w:color="000000"/>
+              </w:pBdr>
+              <w:spacing w:after="60" w:before="60" w:line="240"/>
+              <w:ind w:left="80" w:right="80" w:firstLine="0" w:firstLineChars="0"/>
+              <w:rPr>
+                <w:rFonts w:ascii="Calibri" w:hAnsi="Calibri" w:eastAsia="Calibri" w:cs="Calibri"/>
+                <w:i w:val="false"/>
+                <w:b w:val="false"/>
+                <w:u w:val="none"/>
+                <w:strike w:val="false"/>
+                <w:sz w:val="19"/>
+                <w:szCs w:val="19"/>
+                <w:color w:val="000000"/>
+              </w:rPr>
+            </w:pPr>
+            <w:r>
+              <w:rPr>
+                <w:rFonts w:ascii="Calibri" w:hAnsi="Calibri" w:eastAsia="Calibri" w:cs="Calibri"/>
+                <w:i w:val="false"/>
+                <w:b w:val="false"/>
+                <w:u w:val="none"/>
+                <w:strike w:val="false"/>
+                <w:sz w:val="19"/>
+                <w:szCs w:val="19"/>
+                <w:color w:val="000000"/>
+              </w:rPr>
+              <w:t xml:space="preserve">Chronic disease</w:t>
+            </w:r>
+          </w:p>
+        </w:tc>
+        <w:tc>
+          <w:tcPr>
+            <w:tcBorders>
+              <w:bottom w:val="single" w:sz="4" w:space="0" w:color="2E6DA4"/>
+              <w:top w:val="single" w:sz="4" w:space="0" w:color="2E6DA4"/>
               <w:left w:val="none" w:sz="0" w:space="0" w:color="000000"/>
               <w:right w:val="none" w:sz="0" w:space="0" w:color="000000"/>
             </w:tcBorders>
@@ -2314,46 +3084,46 @@
           <w:p>
             <w:pPr>
               <w:pStyle w:val="Normal"/>
-              <w:jc w:val="left"/>
-              <w:pBdr>
-                <w:bottom w:val="none" w:sz="0" w:space="0" w:color="000000"/>
-                <w:top w:val="none" w:sz="0" w:space="0" w:color="000000"/>
-                <w:left w:val="none" w:sz="0" w:space="0" w:color="000000"/>
-                <w:right w:val="none" w:sz="0" w:space="0" w:color="000000"/>
-              </w:pBdr>
-              <w:spacing w:after="60" w:before="60" w:line="240"/>
-              <w:ind w:left="80" w:right="80" w:firstLine="0" w:firstLineChars="0"/>
-              <w:rPr>
-                <w:rFonts w:ascii="Times New Roman" w:hAnsi="Times New Roman" w:eastAsia="Times New Roman" w:cs="Times New Roman"/>
-                <w:i w:val="false"/>
-                <w:b w:val="false"/>
-                <w:u w:val="none"/>
-                <w:strike w:val="false"/>
-                <w:sz w:val="20"/>
-                <w:szCs w:val="20"/>
-                <w:color w:val="000000"/>
-              </w:rPr>
-            </w:pPr>
-            <w:r>
-              <w:rPr>
-                <w:rFonts w:ascii="Times New Roman" w:hAnsi="Times New Roman" w:eastAsia="Times New Roman" w:cs="Times New Roman"/>
-                <w:i w:val="false"/>
-                <w:b w:val="false"/>
-                <w:u w:val="none"/>
-                <w:strike w:val="false"/>
-                <w:sz w:val="20"/>
-                <w:szCs w:val="20"/>
-                <w:color w:val="000000"/>
-              </w:rPr>
-              <w:t xml:space="preserve">Chronic disease</w:t>
-            </w:r>
-          </w:p>
-        </w:tc>
-        <w:tc>
-          <w:tcPr>
-            <w:tcBorders>
-              <w:bottom w:val="single" w:sz="2" w:space="0" w:color="DDDDDD"/>
-              <w:top w:val="single" w:sz="2" w:space="0" w:color="DDDDDD"/>
+              <w:jc w:val="center"/>
+              <w:pBdr>
+                <w:bottom w:val="none" w:sz="0" w:space="0" w:color="000000"/>
+                <w:top w:val="none" w:sz="0" w:space="0" w:color="000000"/>
+                <w:left w:val="none" w:sz="0" w:space="0" w:color="000000"/>
+                <w:right w:val="none" w:sz="0" w:space="0" w:color="000000"/>
+              </w:pBdr>
+              <w:spacing w:after="60" w:before="60" w:line="240"/>
+              <w:ind w:left="80" w:right="80" w:firstLine="0" w:firstLineChars="0"/>
+              <w:rPr>
+                <w:rFonts w:ascii="Calibri" w:hAnsi="Calibri" w:eastAsia="Calibri" w:cs="Calibri"/>
+                <w:i w:val="false"/>
+                <w:b w:val="false"/>
+                <w:u w:val="none"/>
+                <w:strike w:val="false"/>
+                <w:sz w:val="19"/>
+                <w:szCs w:val="19"/>
+                <w:color w:val="000000"/>
+              </w:rPr>
+            </w:pPr>
+            <w:r>
+              <w:rPr>
+                <w:rFonts w:ascii="Calibri" w:hAnsi="Calibri" w:eastAsia="Calibri" w:cs="Calibri"/>
+                <w:i w:val="false"/>
+                <w:b w:val="false"/>
+                <w:u w:val="none"/>
+                <w:strike w:val="false"/>
+                <w:sz w:val="19"/>
+                <w:szCs w:val="19"/>
+                <w:color w:val="000000"/>
+              </w:rPr>
+              <w:t xml:space="preserve">0.0</w:t>
+            </w:r>
+          </w:p>
+        </w:tc>
+        <w:tc>
+          <w:tcPr>
+            <w:tcBorders>
+              <w:bottom w:val="single" w:sz="4" w:space="0" w:color="2E6DA4"/>
+              <w:top w:val="single" w:sz="4" w:space="0" w:color="2E6DA4"/>
               <w:left w:val="none" w:sz="0" w:space="0" w:color="000000"/>
               <w:right w:val="none" w:sz="0" w:space="0" w:color="000000"/>
             </w:tcBorders>
@@ -2379,25 +3149,25 @@
               <w:spacing w:after="60" w:before="60" w:line="240"/>
               <w:ind w:left="80" w:right="80" w:firstLine="0" w:firstLineChars="0"/>
               <w:rPr>
-                <w:rFonts w:ascii="Times New Roman" w:hAnsi="Times New Roman" w:eastAsia="Times New Roman" w:cs="Times New Roman"/>
-                <w:i w:val="false"/>
-                <w:b w:val="false"/>
-                <w:u w:val="none"/>
-                <w:strike w:val="false"/>
-                <w:sz w:val="20"/>
-                <w:szCs w:val="20"/>
-                <w:color w:val="000000"/>
-              </w:rPr>
-            </w:pPr>
-            <w:r>
-              <w:rPr>
-                <w:rFonts w:ascii="Times New Roman" w:hAnsi="Times New Roman" w:eastAsia="Times New Roman" w:cs="Times New Roman"/>
-                <w:i w:val="false"/>
-                <w:b w:val="false"/>
-                <w:u w:val="none"/>
-                <w:strike w:val="false"/>
-                <w:sz w:val="20"/>
-                <w:szCs w:val="20"/>
+                <w:rFonts w:ascii="Calibri" w:hAnsi="Calibri" w:eastAsia="Calibri" w:cs="Calibri"/>
+                <w:i w:val="false"/>
+                <w:b w:val="false"/>
+                <w:u w:val="none"/>
+                <w:strike w:val="false"/>
+                <w:sz w:val="19"/>
+                <w:szCs w:val="19"/>
+                <w:color w:val="000000"/>
+              </w:rPr>
+            </w:pPr>
+            <w:r>
+              <w:rPr>
+                <w:rFonts w:ascii="Calibri" w:hAnsi="Calibri" w:eastAsia="Calibri" w:cs="Calibri"/>
+                <w:i w:val="false"/>
+                <w:b w:val="false"/>
+                <w:u w:val="none"/>
+                <w:strike w:val="false"/>
+                <w:sz w:val="19"/>
+                <w:szCs w:val="19"/>
                 <w:color w:val="000000"/>
               </w:rPr>
               <w:t xml:space="preserve">0.0</w:t>
@@ -2407,10 +3177,10 @@
         <w:tc>
           <w:tcPr>
             <w:tcBorders>
-              <w:bottom w:val="single" w:sz="2" w:space="0" w:color="DDDDDD"/>
-              <w:top w:val="single" w:sz="2" w:space="0" w:color="DDDDDD"/>
+              <w:bottom w:val="single" w:sz="4" w:space="0" w:color="2E6DA4"/>
+              <w:top w:val="single" w:sz="4" w:space="0" w:color="2E6DA4"/>
               <w:left w:val="none" w:sz="0" w:space="0" w:color="000000"/>
-              <w:right w:val="none" w:sz="0" w:space="0" w:color="000000"/>
+              <w:right w:val="single" w:sz="12" w:space="0" w:color="1A3A5C"/>
             </w:tcBorders>
             <w:shd w:val="clear" w:color="auto" w:fill="FFFFFF"/>
             <w:tcMar>
@@ -2434,28 +3204,28 @@
               <w:spacing w:after="60" w:before="60" w:line="240"/>
               <w:ind w:left="80" w:right="80" w:firstLine="0" w:firstLineChars="0"/>
               <w:rPr>
-                <w:rFonts w:ascii="Times New Roman" w:hAnsi="Times New Roman" w:eastAsia="Times New Roman" w:cs="Times New Roman"/>
-                <w:i w:val="false"/>
-                <w:b w:val="false"/>
-                <w:u w:val="none"/>
-                <w:strike w:val="false"/>
-                <w:sz w:val="20"/>
-                <w:szCs w:val="20"/>
-                <w:color w:val="000000"/>
-              </w:rPr>
-            </w:pPr>
-            <w:r>
-              <w:rPr>
-                <w:rFonts w:ascii="Times New Roman" w:hAnsi="Times New Roman" w:eastAsia="Times New Roman" w:cs="Times New Roman"/>
-                <w:i w:val="false"/>
-                <w:b w:val="false"/>
-                <w:u w:val="none"/>
-                <w:strike w:val="false"/>
-                <w:sz w:val="20"/>
-                <w:szCs w:val="20"/>
-                <w:color w:val="000000"/>
-              </w:rPr>
-              <w:t xml:space="preserve">0.0</w:t>
+                <w:rFonts w:ascii="Calibri" w:hAnsi="Calibri" w:eastAsia="Calibri" w:cs="Calibri"/>
+                <w:i w:val="false"/>
+                <w:b w:val="false"/>
+                <w:u w:val="none"/>
+                <w:strike w:val="false"/>
+                <w:sz w:val="19"/>
+                <w:szCs w:val="19"/>
+                <w:color w:val="000000"/>
+              </w:rPr>
+            </w:pPr>
+            <w:r>
+              <w:rPr>
+                <w:rFonts w:ascii="Calibri" w:hAnsi="Calibri" w:eastAsia="Calibri" w:cs="Calibri"/>
+                <w:i w:val="false"/>
+                <w:b w:val="false"/>
+                <w:u w:val="none"/>
+                <w:strike w:val="false"/>
+                <w:sz w:val="19"/>
+                <w:szCs w:val="19"/>
+                <w:color w:val="000000"/>
+              </w:rPr>
+              <w:t xml:space="preserve">—</w:t>
             </w:r>
           </w:p>
         </w:tc>
@@ -2466,10 +3236,10 @@
         </w:trPr>
         <w:tc>
           <w:tcPr>
-            <w:gridSpan w:val="3"/>
+            <w:gridSpan w:val="4"/>
             <w:tcBorders>
               <w:bottom w:val="none" w:sz="0" w:space="0" w:color="FFFFFF"/>
-              <w:top w:val="single" w:sz="2" w:space="0" w:color="DDDDDD"/>
+              <w:top w:val="single" w:sz="4" w:space="0" w:color="2E6DA4"/>
               <w:left w:val="none" w:sz="0" w:space="0" w:color="FFFFFF"/>
               <w:right w:val="none" w:sz="0" w:space="0" w:color="FFFFFF"/>
             </w:tcBorders>
@@ -2495,7 +3265,7 @@
               <w:spacing w:after="60" w:before="60" w:line="240"/>
               <w:ind w:left="80" w:right="80" w:firstLine="0" w:firstLineChars="0"/>
               <w:rPr>
-                <w:rFonts w:ascii="Times New Roman" w:hAnsi="Times New Roman" w:eastAsia="Times New Roman" w:cs="Times New Roman"/>
+                <w:rFonts w:ascii="Calibri" w:hAnsi="Calibri" w:eastAsia="Calibri" w:cs="Calibri"/>
                 <w:i w:val="true"/>
                 <w:b w:val="false"/>
                 <w:u w:val="none"/>
@@ -2507,7 +3277,7 @@
             </w:pPr>
             <w:r>
               <w:rPr>
-                <w:rFonts w:ascii="Times New Roman" w:hAnsi="Times New Roman" w:eastAsia="Times New Roman" w:cs="Times New Roman"/>
+                <w:rFonts w:ascii="Calibri" w:hAnsi="Calibri" w:eastAsia="Calibri" w:cs="Calibri"/>
                 <w:i w:val="true"/>
                 <w:b w:val="false"/>
                 <w:u w:val="none"/>
@@ -2517,6 +3287,67 @@
                 <w:color w:val="555555"/>
               </w:rPr>
               <w:t xml:space="preserve">Note. Values are percentage of true NAs within each season group.</w:t>
+            </w:r>
+          </w:p>
+        </w:tc>
+      </w:tr>
+      <w:tr>
+        <w:trPr>
+          <w:trHeight w:val="360" w:hRule="auto"/>
+        </w:trPr>
+        <w:tc>
+          <w:tcPr>
+            <w:gridSpan w:val="4"/>
+            <w:tcBorders>
+              <w:bottom w:val="none" w:sz="0" w:space="0" w:color="FFFFFF"/>
+              <w:top w:val="none" w:sz="0" w:space="0" w:color="FFFFFF"/>
+              <w:left w:val="none" w:sz="0" w:space="0" w:color="FFFFFF"/>
+              <w:right w:val="none" w:sz="0" w:space="0" w:color="FFFFFF"/>
+            </w:tcBorders>
+            <w:shd w:val="clear" w:color="auto" w:fill="FFFFFF"/>
+            <w:tcMar>
+              <w:top w:w="0" w:type="dxa"/>
+              <w:bottom w:w="0" w:type="dxa"/>
+              <w:left w:w="0" w:type="dxa"/>
+              <w:right w:w="0" w:type="dxa"/>
+            </w:tcMar>
+            <w:vAlign w:val="center"/>
+          </w:tcPr>
+          <w:p>
+            <w:pPr>
+              <w:pStyle w:val="Normal"/>
+              <w:jc w:val="left"/>
+              <w:pBdr>
+                <w:bottom w:val="none" w:sz="0" w:space="0" w:color="000000"/>
+                <w:top w:val="none" w:sz="0" w:space="0" w:color="000000"/>
+                <w:left w:val="none" w:sz="0" w:space="0" w:color="000000"/>
+                <w:right w:val="none" w:sz="0" w:space="0" w:color="000000"/>
+              </w:pBdr>
+              <w:spacing w:after="60" w:before="60" w:line="240"/>
+              <w:ind w:left="80" w:right="80" w:firstLine="0" w:firstLineChars="0"/>
+              <w:rPr>
+                <w:rFonts w:ascii="Calibri" w:hAnsi="Calibri" w:eastAsia="Calibri" w:cs="Calibri"/>
+                <w:i w:val="true"/>
+                <w:b w:val="false"/>
+                <w:u w:val="none"/>
+                <w:strike w:val="false"/>
+                <w:sz w:val="18"/>
+                <w:szCs w:val="18"/>
+                <w:color w:val="555555"/>
+              </w:rPr>
+            </w:pPr>
+            <w:r>
+              <w:rPr>
+                <w:rFonts w:ascii="Calibri" w:hAnsi="Calibri" w:eastAsia="Calibri" w:cs="Calibri"/>
+                <w:i w:val="true"/>
+                <w:b w:val="false"/>
+                <w:u w:val="none"/>
+                <w:strike w:val="false"/>
+                <w:sz w:val="18"/>
+                <w:szCs w:val="18"/>
+                <w:color w:val="555555"/>
+              </w:rPr>
+              <w:t xml:space="preserve">p-value from chi-square test (Fisher’s exact if any cell &lt; 5) comparing proportion missing between seasons.</w:t>
             </w:r>
           </w:p>
         </w:tc>
